--- a/Federated Republic Constitution 260714.docx
+++ b/Federated Republic Constitution 260714.docx
@@ -7065,7 +7065,135 @@
           <w:sz w:val="22"/>
           <w:szCs w:val="22"/>
         </w:rPr>
-        <w:t>Two constitutionally independent panels — the NRS Panel and the Elections Panel — operate the Republic’s permanent record infrastructure and electoral systems respectively. The NRS Panel operates the National Record System. The Elections Panel establishes and maintains the National Voting System, sets administrative and technical standards for federal elections, certifies election equipment for state procurement, audits state compliance with federal election standards, administers referenda and confirmation votes, and certifies all federal election results. Where the Elections Panel certifies a State’s election system as non-compliant before an election, the Panel may withhold result certification for affected districts pending compliance or a special election under §7.2.a. Each panel is operationally independent of the other, of both executives, and of the Legislature in the exercise of its functions. The Legislature defines qualification standards, panel composition, term lengths, and operational parameters for each panel by statute; panel members are appointed through the independent agency process under §3.9. Each panel must have no fewer than five members at all times; the Legislature may not reduce either panel below this floor. No single appointing authority may hold a majority of appointments to either panel within any single electoral term. The Chair of each panel is its most senior member by continuous service; where two or more members have equal continuous service, the Chair is determined by lot conducted by the JMC. Each panel exercises only those ministerial functions expressly granted by this Constitution and by statute. The Legislature must establish by statute a procedure for each panel to adopt temporary technical measures in response to imminent security threats or system failures within its domain; such measures may not change electoral rules, timelines, or NRS record permanence, and expire within 72 hours unless ratified by a majority of the panel's seated members. Where either Panel falls below the five-member floor through resignation, removal, disqualification, or any other cause, the Civic Consul may appoint a qualified civil servant employed by that Panel to serve as Acting member, not to exceed the period defined by statute, which may not exceed 180 days; the Acting member may exercise all authorities of a full member during that period and the appointment does not affect the ordinary process for filling the vacancy permanently.</w:t>
+        <w:t xml:space="preserve">(1) Two constitutionally independent panels — the NRS Panel and the Elections Panel — operate the Republic's permanent record infrastructure and electoral systems respectively.</w:t>
+      </w:r>
+    </w:p>
+    <w:p>
+      <w:pPr>
+        <w:spacing w:after="120"/>
+        <w:ind w:left="431"/>
+        <w:jc w:val="both"/>
+      </w:pPr>
+      <w:r>
+        <w:rPr>
+          <w:rFonts w:ascii="Garamond" w:eastAsia="Garamond" w:hAnsi="Garamond" w:cs="Garamond"/>
+          <w:color w:val="2A2A2A"/>
+          <w:sz w:val="22"/>
+          <w:szCs w:val="22"/>
+        </w:rPr>
+        <w:t xml:space="preserve">(2) The NRS Panel operates the National Record System.</w:t>
+      </w:r>
+    </w:p>
+    <w:p>
+      <w:pPr>
+        <w:spacing w:after="120"/>
+        <w:ind w:left="431"/>
+        <w:jc w:val="both"/>
+      </w:pPr>
+      <w:r>
+        <w:rPr>
+          <w:rFonts w:ascii="Garamond" w:eastAsia="Garamond" w:hAnsi="Garamond" w:cs="Garamond"/>
+          <w:color w:val="2A2A2A"/>
+          <w:sz w:val="22"/>
+          <w:szCs w:val="22"/>
+        </w:rPr>
+        <w:t xml:space="preserve">(3) The Elections Panel establishes and maintains the National Voting System, sets administrative and technical standards for federal elections, certifies election equipment for state procurement, audits state compliance with federal election standards, administers referenda and confirmation votes, and certifies all federal election results.</w:t>
+      </w:r>
+    </w:p>
+    <w:p>
+      <w:pPr>
+        <w:spacing w:after="120"/>
+        <w:ind w:left="431"/>
+        <w:jc w:val="both"/>
+      </w:pPr>
+      <w:r>
+        <w:rPr>
+          <w:rFonts w:ascii="Garamond" w:eastAsia="Garamond" w:hAnsi="Garamond" w:cs="Garamond"/>
+          <w:color w:val="2A2A2A"/>
+          <w:sz w:val="22"/>
+          <w:szCs w:val="22"/>
+        </w:rPr>
+        <w:t xml:space="preserve">(4) Where the Elections Panel certifies a State's election system as non-compliant before an election, the Panel may withhold result certification for affected districts pending compliance or a special election under §7.2.a.</w:t>
+      </w:r>
+    </w:p>
+    <w:p>
+      <w:pPr>
+        <w:spacing w:after="120"/>
+        <w:ind w:left="431"/>
+        <w:jc w:val="both"/>
+      </w:pPr>
+      <w:r>
+        <w:rPr>
+          <w:rFonts w:ascii="Garamond" w:eastAsia="Garamond" w:hAnsi="Garamond" w:cs="Garamond"/>
+          <w:color w:val="2A2A2A"/>
+          <w:sz w:val="22"/>
+          <w:szCs w:val="22"/>
+        </w:rPr>
+        <w:t xml:space="preserve">(5) Each panel is operationally independent of the other, of both executives, and of the Legislature in the exercise of its functions.</w:t>
+      </w:r>
+    </w:p>
+    <w:p>
+      <w:pPr>
+        <w:spacing w:after="120"/>
+        <w:ind w:left="431"/>
+        <w:jc w:val="both"/>
+      </w:pPr>
+      <w:r>
+        <w:rPr>
+          <w:rFonts w:ascii="Garamond" w:eastAsia="Garamond" w:hAnsi="Garamond" w:cs="Garamond"/>
+          <w:color w:val="2A2A2A"/>
+          <w:sz w:val="22"/>
+          <w:szCs w:val="22"/>
+        </w:rPr>
+        <w:t xml:space="preserve">(6) The Legislature defines qualification standards, panel composition, term lengths, and operational parameters for each panel by statute; panel members are appointed through the independent agency process under §3.9. Each panel must have no fewer than five members at all times; the Legislature may not reduce either panel below this floor. No single appointing authority may hold a majority of appointments to either panel within any single electoral term.</w:t>
+      </w:r>
+    </w:p>
+    <w:p>
+      <w:pPr>
+        <w:spacing w:after="120"/>
+        <w:ind w:left="431"/>
+        <w:jc w:val="both"/>
+      </w:pPr>
+      <w:r>
+        <w:rPr>
+          <w:rFonts w:ascii="Garamond" w:eastAsia="Garamond" w:hAnsi="Garamond" w:cs="Garamond"/>
+          <w:color w:val="2A2A2A"/>
+          <w:sz w:val="22"/>
+          <w:szCs w:val="22"/>
+        </w:rPr>
+        <w:t xml:space="preserve">(7) The Chair of each panel is its most senior member by continuous service; where two or more members have equal continuous service, the Chair is determined by lot conducted by the JMC.</w:t>
+      </w:r>
+    </w:p>
+    <w:p>
+      <w:pPr>
+        <w:spacing w:after="120"/>
+        <w:ind w:left="431"/>
+        <w:jc w:val="both"/>
+      </w:pPr>
+      <w:r>
+        <w:rPr>
+          <w:rFonts w:ascii="Garamond" w:eastAsia="Garamond" w:hAnsi="Garamond" w:cs="Garamond"/>
+          <w:color w:val="2A2A2A"/>
+          <w:sz w:val="22"/>
+          <w:szCs w:val="22"/>
+        </w:rPr>
+        <w:t xml:space="preserve">(8) Each panel exercises only those ministerial functions expressly granted by this Constitution and by statute. The Legislature must establish by statute a procedure for each panel to adopt temporary technical measures in response to imminent security threats or system failures within its domain; such measures may not change electoral rules, timelines, or NRS record permanence, and expire within 72 hours unless ratified by a majority of the panel's seated members.</w:t>
+      </w:r>
+    </w:p>
+    <w:p>
+      <w:pPr>
+        <w:spacing w:after="120"/>
+        <w:ind w:left="431"/>
+        <w:jc w:val="both"/>
+      </w:pPr>
+      <w:r>
+        <w:rPr>
+          <w:rFonts w:ascii="Garamond" w:eastAsia="Garamond" w:hAnsi="Garamond" w:cs="Garamond"/>
+          <w:color w:val="2A2A2A"/>
+          <w:sz w:val="22"/>
+          <w:szCs w:val="22"/>
+        </w:rPr>
+        <w:t xml:space="preserve">(9) Where either Panel falls below the five-member floor through resignation, removal, disqualification, or any other cause, the Civic Consul may appoint a qualified civil servant employed by that Panel to serve as Acting member, not to exceed the period defined by statute, which may not exceed 180 days; the Acting member may exercise all authorities of a full member during that period and the appointment does not affect the ordinary process for filling the vacancy permanently.</w:t>
       </w:r>
     </w:p>
     <w:p>

--- a/Federated Republic Constitution 260714.docx
+++ b/Federated Republic Constitution 260714.docx
@@ -7478,7 +7478,167 @@
           <w:sz w:val="22"/>
           <w:szCs w:val="22"/>
         </w:rPr>
-        <w:t>The annual budget originates in the Assembly. Each Consul prepares and submits to the Assembly a proposed budget for their respective domain, published to the NRS upon submission, by the deadline defined by statute; absent a statutory deadline, no later than 120 days before the start of the fiscal year. The Assembly gives the Consuls’ proposals due consideration in preparing the annual budget and is not bound by them. A Consul’s failure to submit a domain proposal does not delay or bar the budget process; the failure is published to the NRS and the Assembly proceeds. The Legislature must pass a balanced budget or publish a structural deficit justification reviewed by the MA for fiscal accuracy. Structural deficits above the threshold defined by the MA require a published plan for return to balance. Where the Legislature fails to enact a budget by the constitutional deadline defined by statute, an interim automatic appropriation takes effect by constitutional operation covering: judicial operations, active defense authorizations under §14.2, and social state continuity under §12.1; civil service compensation; and debt service obligations. The interim appropriation continues at the prior fiscal year’s inflation-adjusted level until a budget is enacted; no new programs may be initiated or expanded under the interim appropriation. Where discretionary government spending is suspended due to budget failure, the pay of all members of both chambers is withheld from the same date on which government employee pay is withheld and released only upon budget enactment. The Legislature must fund the National Endowment by appropriation in years of fiscal surplus; failure to adequately fund the Endowment is a constitutional compliance breach.</w:t>
+        <w:t xml:space="preserve">(1) The annual budget originates in the Assembly. Each Consul prepares and submits to the Assembly a proposed budget for their respective domain, published to the NRS upon submission, by the deadline defined by statute; absent a statutory deadline, no later than 120 days before the start of the fiscal year.</w:t>
+      </w:r>
+    </w:p>
+    <w:p>
+      <w:pPr>
+        <w:spacing w:after="120"/>
+        <w:ind w:left="431"/>
+        <w:jc w:val="both"/>
+      </w:pPr>
+      <w:r>
+        <w:rPr>
+          <w:rFonts w:ascii="Garamond" w:eastAsia="Garamond" w:hAnsi="Garamond" w:cs="Garamond"/>
+          <w:color w:val="2A2A2A"/>
+          <w:sz w:val="22"/>
+          <w:szCs w:val="22"/>
+        </w:rPr>
+        <w:t xml:space="preserve">(2) The Assembly gives the Consuls' proposals due consideration in preparing the annual budget and is not bound by them.</w:t>
+      </w:r>
+    </w:p>
+    <w:p>
+      <w:pPr>
+        <w:spacing w:after="120"/>
+        <w:ind w:left="431"/>
+        <w:jc w:val="both"/>
+      </w:pPr>
+      <w:r>
+        <w:rPr>
+          <w:rFonts w:ascii="Garamond" w:eastAsia="Garamond" w:hAnsi="Garamond" w:cs="Garamond"/>
+          <w:color w:val="2A2A2A"/>
+          <w:sz w:val="22"/>
+          <w:szCs w:val="22"/>
+        </w:rPr>
+        <w:t xml:space="preserve">(3) A Consul's failure to submit a domain proposal does not delay or bar the budget process; the failure is published to the NRS and the Assembly proceeds.</w:t>
+      </w:r>
+    </w:p>
+    <w:p>
+      <w:pPr>
+        <w:spacing w:after="120"/>
+        <w:ind w:left="431"/>
+        <w:jc w:val="both"/>
+      </w:pPr>
+      <w:r>
+        <w:rPr>
+          <w:rFonts w:ascii="Garamond" w:eastAsia="Garamond" w:hAnsi="Garamond" w:cs="Garamond"/>
+          <w:color w:val="2A2A2A"/>
+          <w:sz w:val="22"/>
+          <w:szCs w:val="22"/>
+        </w:rPr>
+        <w:t xml:space="preserve">(4) The Legislature must pass a balanced budget or publish a structural deficit justification reviewed by the MA for fiscal accuracy.</w:t>
+      </w:r>
+    </w:p>
+    <w:p>
+      <w:pPr>
+        <w:spacing w:after="120"/>
+        <w:ind w:left="431"/>
+        <w:jc w:val="both"/>
+      </w:pPr>
+      <w:r>
+        <w:rPr>
+          <w:rFonts w:ascii="Garamond" w:eastAsia="Garamond" w:hAnsi="Garamond" w:cs="Garamond"/>
+          <w:color w:val="2A2A2A"/>
+          <w:sz w:val="22"/>
+          <w:szCs w:val="22"/>
+        </w:rPr>
+        <w:t xml:space="preserve">(5) Structural deficits above the threshold defined by the MA require a published plan for return to balance.</w:t>
+      </w:r>
+    </w:p>
+    <w:p>
+      <w:pPr>
+        <w:spacing w:after="120"/>
+        <w:ind w:left="431"/>
+        <w:jc w:val="both"/>
+      </w:pPr>
+      <w:r>
+        <w:rPr>
+          <w:rFonts w:ascii="Garamond" w:eastAsia="Garamond" w:hAnsi="Garamond" w:cs="Garamond"/>
+          <w:color w:val="2A2A2A"/>
+          <w:sz w:val="22"/>
+          <w:szCs w:val="22"/>
+        </w:rPr>
+        <w:t xml:space="preserve">(6) Where the Legislature fails to enact a budget by the constitutional deadline defined by statute, an interim automatic appropriation takes effect by constitutional operation covering:</w:t>
+      </w:r>
+    </w:p>
+    <w:p>
+      <w:pPr>
+        <w:spacing w:after="120"/>
+        <w:ind w:left="720"/>
+        <w:jc w:val="both"/>
+      </w:pPr>
+      <w:r>
+        <w:rPr>
+          <w:rFonts w:ascii="Garamond" w:eastAsia="Garamond" w:hAnsi="Garamond" w:cs="Garamond"/>
+          <w:color w:val="2A2A2A"/>
+          <w:sz w:val="22"/>
+          <w:szCs w:val="22"/>
+        </w:rPr>
+        <w:t xml:space="preserve">— judicial operations, active defense authorizations under §14.2, and social state continuity under §12.1;</w:t>
+      </w:r>
+    </w:p>
+    <w:p>
+      <w:pPr>
+        <w:spacing w:after="120"/>
+        <w:ind w:left="720"/>
+        <w:jc w:val="both"/>
+      </w:pPr>
+      <w:r>
+        <w:rPr>
+          <w:rFonts w:ascii="Garamond" w:eastAsia="Garamond" w:hAnsi="Garamond" w:cs="Garamond"/>
+          <w:color w:val="2A2A2A"/>
+          <w:sz w:val="22"/>
+          <w:szCs w:val="22"/>
+        </w:rPr>
+        <w:t xml:space="preserve">— civil service compensation;</w:t>
+      </w:r>
+    </w:p>
+    <w:p>
+      <w:pPr>
+        <w:spacing w:after="120"/>
+        <w:ind w:left="720"/>
+        <w:jc w:val="both"/>
+      </w:pPr>
+      <w:r>
+        <w:rPr>
+          <w:rFonts w:ascii="Garamond" w:eastAsia="Garamond" w:hAnsi="Garamond" w:cs="Garamond"/>
+          <w:color w:val="2A2A2A"/>
+          <w:sz w:val="22"/>
+          <w:szCs w:val="22"/>
+        </w:rPr>
+        <w:t xml:space="preserve">— and debt service obligations.</w:t>
+      </w:r>
+    </w:p>
+    <w:p>
+      <w:pPr>
+        <w:spacing w:after="120"/>
+        <w:ind w:left="431"/>
+        <w:jc w:val="both"/>
+      </w:pPr>
+      <w:r>
+        <w:rPr>
+          <w:rFonts w:ascii="Garamond" w:eastAsia="Garamond" w:hAnsi="Garamond" w:cs="Garamond"/>
+          <w:color w:val="2A2A2A"/>
+          <w:sz w:val="22"/>
+          <w:szCs w:val="22"/>
+        </w:rPr>
+        <w:t xml:space="preserve">(7) The interim appropriation continues at the prior fiscal year's inflation-adjusted level until a budget is enacted; no new programs may be initiated or expanded under the interim appropriation.</w:t>
+      </w:r>
+    </w:p>
+    <w:p>
+      <w:pPr>
+        <w:spacing w:after="120"/>
+        <w:ind w:left="431"/>
+        <w:jc w:val="both"/>
+      </w:pPr>
+      <w:r>
+        <w:rPr>
+          <w:rFonts w:ascii="Garamond" w:eastAsia="Garamond" w:hAnsi="Garamond" w:cs="Garamond"/>
+          <w:color w:val="2A2A2A"/>
+          <w:sz w:val="22"/>
+          <w:szCs w:val="22"/>
+        </w:rPr>
+        <w:t xml:space="preserve">(8) Where discretionary government spending is suspended due to budget failure, the pay of all members of both chambers is withheld from the same date on which government employee pay is withheld and released only upon budget enactment. The Legislature must fund the National Endowment by appropriation in years of fiscal surplus; failure to adequately fund the Endowment is a constitutional compliance breach.</w:t>
       </w:r>
     </w:p>
     <w:p>
@@ -7566,9 +7726,135 @@
           <w:sz w:val="22"/>
           <w:szCs w:val="22"/>
         </w:rPr>
-        <w:t xml:space="preserve">A financial interest includes any holding, income source, liability, business relationship, or similar economic interest; a financial interest is disqualifying where it creates a direct and material conflict between </w:t>
-        <w:lastRenderedPageBreak/>
-        <w:t>an officer’s personal economic interest and the impartial exercise of their official duties, with statute permitted to further specify categories and thresholds consistent with this standard. All constitutional officers must disclose all financial interests, holdings, income sources, and liabilities to their respective Monitor — the LM for members of the Legislature; the EM for both Consuls, executive branch officers, and military officers; the JM for judicial officers — within the period defined by statute after taking office and annually thereafter; disclosure records are published to the NRS. Candidates for a Monitor General’s own candidate pool are audited for financial disclosure by the other two Monitors jointly rather than by the Monitor whose pool they would join, as provided in §9.3 and §9.4. Any officer with a direct financial interest in a decision within their authority must recuse themselves; recusal is self-executing. Any decision made without required recusal is voidable; the relevant chamber may void the decision by simple majority within 90 days of the conflict becoming a matter of public record on the NRS. Constitutional officers may not, for a period defined by statute after leaving office — which may not be less than two years — engage in any activity that monetizes or draws on non-public information, relationships, or access accumulated during service; the respective Monitor audits post-service activities of constitutional officers for compliance with this restriction and publishes findings to the NRS; enforcement is through the appropriate legal authority. Officers may not accept gifts above a de minimis threshold; all gifts above the threshold must be disclosed to their respective Monitor and deposited with the relevant treasury. All records created in the exercise of official functions are public records and may not be retained, destroyed, or removed by departing officers. Each Monitor investigates alleged violations of this section within their respective jurisdiction and publishes findings to the NRS; where findings warrant further action, the Monitor refers to the appropriate authority.</w:t>
+        <w:t xml:space="preserve">(1) A financial interest includes any holding, income source, liability, business relationship, or similar economic interest; a financial interest is disqualifying where it creates a direct and material conflict between an officer's personal economic interest and the impartial exercise of their official duties, with statute permitted to further specify categories and thresholds consistent with this standard.</w:t>
+      </w:r>
+    </w:p>
+    <w:p>
+      <w:pPr>
+        <w:spacing w:after="120"/>
+        <w:ind w:left="431"/>
+        <w:jc w:val="both"/>
+      </w:pPr>
+      <w:r>
+        <w:rPr>
+          <w:rFonts w:ascii="Garamond" w:eastAsia="Garamond" w:hAnsi="Garamond" w:cs="Garamond"/>
+          <w:color w:val="2A2A2A"/>
+          <w:sz w:val="22"/>
+          <w:szCs w:val="22"/>
+        </w:rPr>
+        <w:t xml:space="preserve">(2) All constitutional officers must disclose all financial interests, holdings, income sources, and liabilities to their respective Monitor — the LM for members of the Legislature; the EM for both Consuls, executive branch officers, and military officers; the JM for judicial officers — within the period defined by statute after taking office and annually thereafter; disclosure records are published to the NRS.</w:t>
+      </w:r>
+    </w:p>
+    <w:p>
+      <w:pPr>
+        <w:spacing w:after="120"/>
+        <w:ind w:left="431"/>
+        <w:jc w:val="both"/>
+      </w:pPr>
+      <w:r>
+        <w:rPr>
+          <w:rFonts w:ascii="Garamond" w:eastAsia="Garamond" w:hAnsi="Garamond" w:cs="Garamond"/>
+          <w:color w:val="2A2A2A"/>
+          <w:sz w:val="22"/>
+          <w:szCs w:val="22"/>
+        </w:rPr>
+        <w:t xml:space="preserve">(3) Candidates for a Monitor General's own candidate pool are audited for financial disclosure by the other two Monitors jointly rather than by the Monitor whose pool they would join, as provided in §9.3 and §9.4.</w:t>
+      </w:r>
+    </w:p>
+    <w:p>
+      <w:pPr>
+        <w:spacing w:after="120"/>
+        <w:ind w:left="431"/>
+        <w:jc w:val="both"/>
+      </w:pPr>
+      <w:r>
+        <w:rPr>
+          <w:rFonts w:ascii="Garamond" w:eastAsia="Garamond" w:hAnsi="Garamond" w:cs="Garamond"/>
+          <w:color w:val="2A2A2A"/>
+          <w:sz w:val="22"/>
+          <w:szCs w:val="22"/>
+        </w:rPr>
+        <w:t xml:space="preserve">(4) Any officer with a direct financial interest in a decision within their authority must recuse themselves; recusal is self-executing.</w:t>
+      </w:r>
+    </w:p>
+    <w:p>
+      <w:pPr>
+        <w:spacing w:after="120"/>
+        <w:ind w:left="431"/>
+        <w:jc w:val="both"/>
+      </w:pPr>
+      <w:r>
+        <w:rPr>
+          <w:rFonts w:ascii="Garamond" w:eastAsia="Garamond" w:hAnsi="Garamond" w:cs="Garamond"/>
+          <w:color w:val="2A2A2A"/>
+          <w:sz w:val="22"/>
+          <w:szCs w:val="22"/>
+        </w:rPr>
+        <w:t xml:space="preserve">(5) Any decision made without required recusal is voidable; the relevant chamber may void the decision by simple majority within 90 days of the conflict becoming a matter of public record on the NRS.</w:t>
+      </w:r>
+    </w:p>
+    <w:p>
+      <w:pPr>
+        <w:spacing w:after="120"/>
+        <w:ind w:left="431"/>
+        <w:jc w:val="both"/>
+      </w:pPr>
+      <w:r>
+        <w:rPr>
+          <w:rFonts w:ascii="Garamond" w:eastAsia="Garamond" w:hAnsi="Garamond" w:cs="Garamond"/>
+          <w:color w:val="2A2A2A"/>
+          <w:sz w:val="22"/>
+          <w:szCs w:val="22"/>
+        </w:rPr>
+        <w:t xml:space="preserve">(6) Constitutional officers may not, for a period defined by statute after leaving office — which may not be less than two years — engage in any activity that monetizes or draws on non-public information, relationships, or access accumulated during service; the respective Monitor audits post-service activities of constitutional officers for compliance with this restriction and publishes findings to the NRS; enforcement is through the appropriate legal authority.</w:t>
+      </w:r>
+    </w:p>
+    <w:p>
+      <w:pPr>
+        <w:spacing w:after="120"/>
+        <w:ind w:left="431"/>
+        <w:jc w:val="both"/>
+      </w:pPr>
+      <w:r>
+        <w:rPr>
+          <w:rFonts w:ascii="Garamond" w:eastAsia="Garamond" w:hAnsi="Garamond" w:cs="Garamond"/>
+          <w:color w:val="2A2A2A"/>
+          <w:sz w:val="22"/>
+          <w:szCs w:val="22"/>
+        </w:rPr>
+        <w:t xml:space="preserve">(7) Officers may not accept gifts above a de minimis threshold; all gifts above the threshold must be disclosed to their respective Monitor and deposited with the relevant treasury.</w:t>
+      </w:r>
+    </w:p>
+    <w:p>
+      <w:pPr>
+        <w:spacing w:after="120"/>
+        <w:ind w:left="431"/>
+        <w:jc w:val="both"/>
+      </w:pPr>
+      <w:r>
+        <w:rPr>
+          <w:rFonts w:ascii="Garamond" w:eastAsia="Garamond" w:hAnsi="Garamond" w:cs="Garamond"/>
+          <w:color w:val="2A2A2A"/>
+          <w:sz w:val="22"/>
+          <w:szCs w:val="22"/>
+        </w:rPr>
+        <w:t xml:space="preserve">(8) All records created in the exercise of official functions are public records and may not be retained, destroyed, or removed by departing officers.</w:t>
+      </w:r>
+    </w:p>
+    <w:p>
+      <w:pPr>
+        <w:spacing w:after="120"/>
+        <w:ind w:left="431"/>
+        <w:jc w:val="both"/>
+      </w:pPr>
+      <w:r>
+        <w:rPr>
+          <w:rFonts w:ascii="Garamond" w:eastAsia="Garamond" w:hAnsi="Garamond" w:cs="Garamond"/>
+          <w:color w:val="2A2A2A"/>
+          <w:sz w:val="22"/>
+          <w:szCs w:val="22"/>
+        </w:rPr>
+        <w:t xml:space="preserve">(9) Each Monitor investigates alleged violations of this section within their respective jurisdiction and publishes findings to the NRS; where findings warrant further action, the Monitor refers to the appropriate authority.</w:t>
       </w:r>
     </w:p>
     <w:p>

--- a/Federated Republic Constitution 260714.docx
+++ b/Federated Republic Constitution 260714.docx
@@ -8226,7 +8226,103 @@
           <w:sz w:val="22"/>
           <w:szCs w:val="22"/>
         </w:rPr>
-        <w:t>Citizens may initiate a national referendum to repeal enacted legislation. The petition process begins within 90 days of enactment and proceeds in two phases, each authenticated through the NVS using Citizen Voting Credentials. Phase One, lasting up to 8 months, requires signatures from citizens equal to a percentage of eligible voters — defined by statute at not less than 0.5% nor more than 3% — in each of at least one-third of all States and Territories. Phase Two, lasting up to 8 months following Phase One’s completion, requires signatures from 5% of eligible voters nationally; signatures gathered in Phase One carry over and count toward this threshold. Laws that solely or primarily expand an Article I right, budget laws, and laws implementing a constitutionally mandated obligation are ineligible. The Elections Panel applies these ineligibility categories when administering petitions; the LM’s ongoing audit of legislative compliance encompasses published findings on the character of enacted laws, which the Elections Panel and any party may reference. Any eligibility determination is challengeable in the Appellate Court within 14 days. If the threshold is met, the Elections Panel administers the referendum within 90 days of verification. A simple majority of votes cast, subject to a turnout threshold defined by the Legislature of not less than 30% and not to exceed 50%, repeals the law immediately upon certification. A failed referendum may not be re-initiated on the same or substantially similar grounds; the Legislature may re-enact a repealed law, which is again subject to referendum.</w:t>
+        <w:t xml:space="preserve">(1) Citizens may initiate a national referendum to repeal enacted legislation. The petition process begins within 90 days of enactment and proceeds in two phases, each authenticated through the NVS using Citizen Voting Credentials.</w:t>
+      </w:r>
+    </w:p>
+    <w:p>
+      <w:pPr>
+        <w:spacing w:after="120"/>
+        <w:ind w:left="431"/>
+        <w:jc w:val="both"/>
+      </w:pPr>
+      <w:r>
+        <w:rPr>
+          <w:rFonts w:ascii="Garamond" w:eastAsia="Garamond" w:hAnsi="Garamond" w:cs="Garamond"/>
+          <w:color w:val="2A2A2A"/>
+          <w:sz w:val="22"/>
+          <w:szCs w:val="22"/>
+        </w:rPr>
+        <w:t xml:space="preserve">(2) Phase One, lasting up to 8 months, requires signatures from citizens equal to a percentage of eligible voters — defined by statute at not less than 0.5% nor more than 3% — in each of at least one-third of all States and Territories.</w:t>
+      </w:r>
+    </w:p>
+    <w:p>
+      <w:pPr>
+        <w:spacing w:after="120"/>
+        <w:ind w:left="431"/>
+        <w:jc w:val="both"/>
+      </w:pPr>
+      <w:r>
+        <w:rPr>
+          <w:rFonts w:ascii="Garamond" w:eastAsia="Garamond" w:hAnsi="Garamond" w:cs="Garamond"/>
+          <w:color w:val="2A2A2A"/>
+          <w:sz w:val="22"/>
+          <w:szCs w:val="22"/>
+        </w:rPr>
+        <w:t xml:space="preserve">(3) Phase Two, lasting up to 8 months following Phase One's completion, requires signatures from 5% of eligible voters nationally; signatures gathered in Phase One carry over and count toward this threshold.</w:t>
+      </w:r>
+    </w:p>
+    <w:p>
+      <w:pPr>
+        <w:spacing w:after="120"/>
+        <w:ind w:left="431"/>
+        <w:jc w:val="both"/>
+      </w:pPr>
+      <w:r>
+        <w:rPr>
+          <w:rFonts w:ascii="Garamond" w:eastAsia="Garamond" w:hAnsi="Garamond" w:cs="Garamond"/>
+          <w:color w:val="2A2A2A"/>
+          <w:sz w:val="22"/>
+          <w:szCs w:val="22"/>
+        </w:rPr>
+        <w:t xml:space="preserve">(4) Laws that solely or primarily expand an Article I right, budget laws, and laws implementing a constitutionally mandated obligation are ineligible.</w:t>
+      </w:r>
+    </w:p>
+    <w:p>
+      <w:pPr>
+        <w:spacing w:after="120"/>
+        <w:ind w:left="431"/>
+        <w:jc w:val="both"/>
+      </w:pPr>
+      <w:r>
+        <w:rPr>
+          <w:rFonts w:ascii="Garamond" w:eastAsia="Garamond" w:hAnsi="Garamond" w:cs="Garamond"/>
+          <w:color w:val="2A2A2A"/>
+          <w:sz w:val="22"/>
+          <w:szCs w:val="22"/>
+        </w:rPr>
+        <w:t xml:space="preserve">(5) The Elections Panel applies these ineligibility categories when administering petitions; the LM's ongoing audit of legislative compliance encompasses published findings on the character of enacted laws, which the Elections Panel and any party may reference. Any eligibility determination is challengeable in the Appellate Court within 14 days.</w:t>
+      </w:r>
+    </w:p>
+    <w:p>
+      <w:pPr>
+        <w:spacing w:after="120"/>
+        <w:ind w:left="431"/>
+        <w:jc w:val="both"/>
+      </w:pPr>
+      <w:r>
+        <w:rPr>
+          <w:rFonts w:ascii="Garamond" w:eastAsia="Garamond" w:hAnsi="Garamond" w:cs="Garamond"/>
+          <w:color w:val="2A2A2A"/>
+          <w:sz w:val="22"/>
+          <w:szCs w:val="22"/>
+        </w:rPr>
+        <w:t xml:space="preserve">(6) If the threshold is met, the Elections Panel administers the referendum within 90 days of verification. A simple majority of votes cast, subject to a turnout threshold defined by the Legislature of not less than 30% and not to exceed 50%, repeals the law immediately upon certification.</w:t>
+      </w:r>
+    </w:p>
+    <w:p>
+      <w:pPr>
+        <w:spacing w:after="120"/>
+        <w:ind w:left="431"/>
+        <w:jc w:val="both"/>
+      </w:pPr>
+      <w:r>
+        <w:rPr>
+          <w:rFonts w:ascii="Garamond" w:eastAsia="Garamond" w:hAnsi="Garamond" w:cs="Garamond"/>
+          <w:color w:val="2A2A2A"/>
+          <w:sz w:val="22"/>
+          <w:szCs w:val="22"/>
+        </w:rPr>
+        <w:t xml:space="preserve">(7) A failed referendum may not be re-initiated on the same or substantially similar grounds; the Legislature may re-enact a repealed law, which is again subject to referendum.</w:t>
       </w:r>
     </w:p>
     <w:p>

--- a/Federated Republic Constitution 260714.docx
+++ b/Federated Republic Constitution 260714.docx
@@ -8942,7 +8942,103 @@
           <w:sz w:val="22"/>
           <w:szCs w:val="22"/>
         </w:rPr>
-        <w:t>A State enters Mandatory Devolution upon three consecutive annual Statehood Audit findings of failure published by the JMC. After each failing audit, the JMC publishes an Early Warning specifying compliance requirements; the State must publish a Remediation Plan within the period defined by statute. Upon three consecutive failures, the State enters Provisional status under §15.1.a. A Provisional Audit Council activates upon a State entering Provisional status under this section. The Council comprises two officers appointed by the Civic Consul through the standard executive officer appointment process and two delegates appointed by the State legislature; appointments may be changed through the same process by which they were made. The Council reviews audit findings, proposes remediation plans, and publishes its findings and recommendations to the NRS; the State must publish a formal response within the period defined by statute; the form of response and preparation process are defined by statute. The Council is advisory only — the State legislature retains full legislative authority over all remediation decisions. The Council dissolves automatically upon Statehood restoration. Upon entering Provisional status under this section, the Elections Panel administers a citizen vote on the principle of pursuing devolution on the same terms as §15.4’s voluntary process; upon each subsequent annual audit failure while in Provisional status and no §15.4 negotiation is actively underway following a prior affirmative vote under this section, the Elections Panel administers another citizen vote on the same terms. An affirmative vote proceeds through negotiation and Senate ratification under §15.4; the State remains in Provisional status throughout that process; absent an affirmative vote, the State continues in Provisional status under this section. Within 30 days of entering Provisional status under this section, the State may petition the courts on the sole ground that the audit findings are factually insufficient to establish three consecutive failures; the court reviews only the factual basis; process and timeline are defined by statute.</w:t>
+        <w:t xml:space="preserve">(1) A State enters Mandatory Devolution upon three consecutive annual Statehood Audit findings of failure published by the JMC.</w:t>
+      </w:r>
+    </w:p>
+    <w:p>
+      <w:pPr>
+        <w:spacing w:after="120"/>
+        <w:ind w:left="431"/>
+        <w:jc w:val="both"/>
+      </w:pPr>
+      <w:r>
+        <w:rPr>
+          <w:rFonts w:ascii="Garamond" w:eastAsia="Garamond" w:hAnsi="Garamond" w:cs="Garamond"/>
+          <w:color w:val="2A2A2A"/>
+          <w:sz w:val="22"/>
+          <w:szCs w:val="22"/>
+        </w:rPr>
+        <w:t xml:space="preserve">(2) After each failing audit, the JMC publishes an Early Warning specifying compliance requirements; the State must publish a Remediation Plan within the period defined by statute. Upon three consecutive failures, the State enters Provisional status under §15.1.a.</w:t>
+      </w:r>
+    </w:p>
+    <w:p>
+      <w:pPr>
+        <w:spacing w:after="120"/>
+        <w:ind w:left="431"/>
+        <w:jc w:val="both"/>
+      </w:pPr>
+      <w:r>
+        <w:rPr>
+          <w:rFonts w:ascii="Garamond" w:eastAsia="Garamond" w:hAnsi="Garamond" w:cs="Garamond"/>
+          <w:color w:val="2A2A2A"/>
+          <w:sz w:val="22"/>
+          <w:szCs w:val="22"/>
+        </w:rPr>
+        <w:t xml:space="preserve">(3) A Provisional Audit Council activates upon a State entering Provisional status under this section. The Council comprises two officers appointed by the Civic Consul through the standard executive officer appointment process and two delegates appointed by the State legislature; appointments may be changed through the same process by which they were made.</w:t>
+      </w:r>
+    </w:p>
+    <w:p>
+      <w:pPr>
+        <w:spacing w:after="120"/>
+        <w:ind w:left="431"/>
+        <w:jc w:val="both"/>
+      </w:pPr>
+      <w:r>
+        <w:rPr>
+          <w:rFonts w:ascii="Garamond" w:eastAsia="Garamond" w:hAnsi="Garamond" w:cs="Garamond"/>
+          <w:color w:val="2A2A2A"/>
+          <w:sz w:val="22"/>
+          <w:szCs w:val="22"/>
+        </w:rPr>
+        <w:t xml:space="preserve">(4) The Council reviews audit findings, proposes remediation plans, and publishes its findings and recommendations to the NRS; the State must publish a formal response within the period defined by statute; the form of response and preparation process are defined by statute. The Council is advisory only — the State legislature retains full legislative authority over all remediation decisions. The Council dissolves automatically upon Statehood restoration.</w:t>
+      </w:r>
+    </w:p>
+    <w:p>
+      <w:pPr>
+        <w:spacing w:after="120"/>
+        <w:ind w:left="431"/>
+        <w:jc w:val="both"/>
+      </w:pPr>
+      <w:r>
+        <w:rPr>
+          <w:rFonts w:ascii="Garamond" w:eastAsia="Garamond" w:hAnsi="Garamond" w:cs="Garamond"/>
+          <w:color w:val="2A2A2A"/>
+          <w:sz w:val="22"/>
+          <w:szCs w:val="22"/>
+        </w:rPr>
+        <w:t xml:space="preserve">(5) Upon entering Provisional status under this section, the Elections Panel administers a citizen vote on the principle of pursuing devolution on the same terms as §15.4's voluntary process; upon each subsequent annual audit failure while in Provisional status and no §15.4 negotiation is actively underway following a prior affirmative vote under this section, the Elections Panel administers another citizen vote on the same terms.</w:t>
+      </w:r>
+    </w:p>
+    <w:p>
+      <w:pPr>
+        <w:spacing w:after="120"/>
+        <w:ind w:left="431"/>
+        <w:jc w:val="both"/>
+      </w:pPr>
+      <w:r>
+        <w:rPr>
+          <w:rFonts w:ascii="Garamond" w:eastAsia="Garamond" w:hAnsi="Garamond" w:cs="Garamond"/>
+          <w:color w:val="2A2A2A"/>
+          <w:sz w:val="22"/>
+          <w:szCs w:val="22"/>
+        </w:rPr>
+        <w:t xml:space="preserve">(6) An affirmative vote proceeds through negotiation and Senate ratification under §15.4; the State remains in Provisional status throughout that process; absent an affirmative vote, the State continues in Provisional status under this section.</w:t>
+      </w:r>
+    </w:p>
+    <w:p>
+      <w:pPr>
+        <w:spacing w:after="120"/>
+        <w:ind w:left="431"/>
+        <w:jc w:val="both"/>
+      </w:pPr>
+      <w:r>
+        <w:rPr>
+          <w:rFonts w:ascii="Garamond" w:eastAsia="Garamond" w:hAnsi="Garamond" w:cs="Garamond"/>
+          <w:color w:val="2A2A2A"/>
+          <w:sz w:val="22"/>
+          <w:szCs w:val="22"/>
+        </w:rPr>
+        <w:t xml:space="preserve">(7) Within 30 days of entering Provisional status under this section, the State may petition the courts on the sole ground that the audit findings are factually insufficient to establish three consecutive failures; the court reviews only the factual basis; process and timeline are defined by statute.</w:t>
       </w:r>
     </w:p>
     <w:p>
@@ -9208,7 +9304,103 @@
           <w:sz w:val="22"/>
           <w:szCs w:val="22"/>
         </w:rPr>
-        <w:t>A State may seek independence from the Republic through a three-stage process. Stage One requires the State legislature to resolve by 2/3 majority to submit the independence question to the State's eligible voters; the referendum must achieve 60% of votes cast with at least 60% participation among the State's eligible voters; a failed referendum may not be reinitiated on the same or substantially similar grounds for five years. Upon certification of the referendum result, the Elections Panel publishes the independence petition to the NRS; the petition may not be withdrawn by the State while the process continues. The Republic may not prefer, discourage, or offer inducements toward any independence petition or referendum; the Republic must provide factual information about the process upon request. Stage Two requires both chambers to hold a concurrent ratification vote within 90 days of NRS publication; Assembly members elected from districts within the petitioning State and senators elected from the petitioning State are recused from this vote, and the required 60% majority and quorum for each chamber are calculated from the remaining seated members; if either chamber fails to achieve 60% or fails to vote within 90 days, the petition lapses and the State may reinitiate Stage One without restriction. Stage Three requires a national referendum administered by the Elections Panel within 180 days of the Stage Two vote, in which all eligible voters of the Republic — including those of the petitioning State — participate; independence is approved by 60% of votes cast under §7.3 with a minimum 50% citizen participation. Where the referendum fails, the petition lapses and the State may reinitiate Stage One without restriction. Upon certification of an affirmative Stage Three result, the State and the Legislature negotiate a separation agreement specifying asset and liability allocation, borders, transition timeline, fiscal obligations, and continuing obligations, ratified by the Senate by 2/3 of full seated membership and published to the NRS; independence takes effect on the date the agreement specifies.</w:t>
+        <w:t xml:space="preserve">(1) A State may seek independence from the Republic through a three-stage process.</w:t>
+      </w:r>
+    </w:p>
+    <w:p>
+      <w:pPr>
+        <w:spacing w:after="120"/>
+        <w:ind w:left="431"/>
+        <w:jc w:val="both"/>
+      </w:pPr>
+      <w:r>
+        <w:rPr>
+          <w:rFonts w:ascii="Garamond" w:eastAsia="Garamond" w:hAnsi="Garamond" w:cs="Garamond"/>
+          <w:color w:val="2A2A2A"/>
+          <w:sz w:val="22"/>
+          <w:szCs w:val="22"/>
+        </w:rPr>
+        <w:t xml:space="preserve">(2) Stage One requires the State legislature to resolve by 2/3 majority to submit the independence question to the State's eligible voters; the referendum must achieve 60% of votes cast with at least 60% participation among the State's eligible voters; a failed referendum may not be reinitiated on the same or substantially similar grounds for five years.</w:t>
+      </w:r>
+    </w:p>
+    <w:p>
+      <w:pPr>
+        <w:spacing w:after="120"/>
+        <w:ind w:left="431"/>
+        <w:jc w:val="both"/>
+      </w:pPr>
+      <w:r>
+        <w:rPr>
+          <w:rFonts w:ascii="Garamond" w:eastAsia="Garamond" w:hAnsi="Garamond" w:cs="Garamond"/>
+          <w:color w:val="2A2A2A"/>
+          <w:sz w:val="22"/>
+          <w:szCs w:val="22"/>
+        </w:rPr>
+        <w:t xml:space="preserve">(3) Upon certification of the referendum result, the Elections Panel publishes the independence petition to the NRS; the petition may not be withdrawn by the State while the process continues.</w:t>
+      </w:r>
+    </w:p>
+    <w:p>
+      <w:pPr>
+        <w:spacing w:after="120"/>
+        <w:ind w:left="431"/>
+        <w:jc w:val="both"/>
+      </w:pPr>
+      <w:r>
+        <w:rPr>
+          <w:rFonts w:ascii="Garamond" w:eastAsia="Garamond" w:hAnsi="Garamond" w:cs="Garamond"/>
+          <w:color w:val="2A2A2A"/>
+          <w:sz w:val="22"/>
+          <w:szCs w:val="22"/>
+        </w:rPr>
+        <w:t xml:space="preserve">(4) The Republic may not prefer, discourage, or offer inducements toward any independence petition or referendum; the Republic must provide factual information about the process upon request.</w:t>
+      </w:r>
+    </w:p>
+    <w:p>
+      <w:pPr>
+        <w:spacing w:after="120"/>
+        <w:ind w:left="431"/>
+        <w:jc w:val="both"/>
+      </w:pPr>
+      <w:r>
+        <w:rPr>
+          <w:rFonts w:ascii="Garamond" w:eastAsia="Garamond" w:hAnsi="Garamond" w:cs="Garamond"/>
+          <w:color w:val="2A2A2A"/>
+          <w:sz w:val="22"/>
+          <w:szCs w:val="22"/>
+        </w:rPr>
+        <w:t xml:space="preserve">(5) Stage Two requires both chambers to hold a concurrent ratification vote within 90 days of NRS publication; Assembly members elected from districts within the petitioning State and senators elected from the petitioning State are recused from this vote, and the required 60% majority and quorum for each chamber are calculated from the remaining seated members; if either chamber fails to achieve 60% or fails to vote within 90 days, the petition lapses and the State may reinitiate Stage One without restriction.</w:t>
+      </w:r>
+    </w:p>
+    <w:p>
+      <w:pPr>
+        <w:spacing w:after="120"/>
+        <w:ind w:left="431"/>
+        <w:jc w:val="both"/>
+      </w:pPr>
+      <w:r>
+        <w:rPr>
+          <w:rFonts w:ascii="Garamond" w:eastAsia="Garamond" w:hAnsi="Garamond" w:cs="Garamond"/>
+          <w:color w:val="2A2A2A"/>
+          <w:sz w:val="22"/>
+          <w:szCs w:val="22"/>
+        </w:rPr>
+        <w:t xml:space="preserve">(6) Stage Three requires a national referendum administered by the Elections Panel within 180 days of the Stage Two vote, in which all eligible voters of the Republic — including those of the petitioning State — participate; independence is approved by 60% of votes cast under §7.2 with a minimum 50% citizen participation. Where the referendum fails, the petition lapses and the State may reinitiate Stage One without restriction.</w:t>
+      </w:r>
+    </w:p>
+    <w:p>
+      <w:pPr>
+        <w:spacing w:after="120"/>
+        <w:ind w:left="431"/>
+        <w:jc w:val="both"/>
+      </w:pPr>
+      <w:r>
+        <w:rPr>
+          <w:rFonts w:ascii="Garamond" w:eastAsia="Garamond" w:hAnsi="Garamond" w:cs="Garamond"/>
+          <w:color w:val="2A2A2A"/>
+          <w:sz w:val="22"/>
+          <w:szCs w:val="22"/>
+        </w:rPr>
+        <w:t xml:space="preserve">(7) Upon certification of an affirmative Stage Three result, the State and the Legislature negotiate a separation agreement specifying asset and liability allocation, borders, transition timeline, fiscal obligations, and continuing obligations, ratified by the Senate by 2/3 of full seated membership and published to the NRS; independence takes effect on the date the agreement specifies.</w:t>
       </w:r>
     </w:p>
     <w:p>

--- a/Federated Republic Constitution 260714.docx
+++ b/Federated Republic Constitution 260714.docx
@@ -9507,7 +9507,103 @@
           <w:sz w:val="22"/>
           <w:szCs w:val="22"/>
         </w:rPr>
-        <w:t>At ratification, the Republic formally notifies every nation on the founding register of its rights under this section; notification is published to the NRS. From Day Zero until the close of the Transition Window under §19.2, each recognized nation may elect, by its own democratic or traditional governance process meeting the standards the nation itself defines for major governance decisions, one of the following statuses, published to the NRS: (a) Associated Community — the nation proceeds as a sovereign nation in a compact relationship with the Republic under Article XX; (b) Territorial Integration — the nation enters the Republic as a Territory under §15.1, with the standard §15.2 Statehood pathway available; the published election constitutes the petition and confirmation required by §15.6, and the nation and the Legislature proceed directly to negotiation of the incorporation agreement, ratified by 2/3 of both chambers. Associated Community status is the default: a nation that makes no election holds Associated Community status by constitutional operation at the close of the Transition Window. The Republic may not prefer, discourage, or offer inducements toward any status; it must provide factual information about each status upon request. Article I applies within the territory of each recognized nation throughout the Transition Window unless the nation, by its own governance process, positively rejects that application, published to the NRS; rejection constitutes an early assertion of the default status. While Article I so applies, any resident of the nation's territory who believes an Article I right has been violated may bring an Emergency Rights Writ directly to the SC under its original jurisdiction in §4.5; the SC must rule within 7 days; the extension and interim protective order provisions of §4.5 apply. Indigenous nation membership and Republic citizenship are compatible and independent statuses; no status under this section diminishes the Republic citizenship of any person, consistent with §5.1.</w:t>
+        <w:t xml:space="preserve">(1) At ratification, the Republic formally notifies every nation on the founding register of its rights under this section; notification is published to the NRS.</w:t>
+      </w:r>
+    </w:p>
+    <w:p>
+      <w:pPr>
+        <w:spacing w:after="120"/>
+        <w:ind w:left="431"/>
+        <w:jc w:val="both"/>
+      </w:pPr>
+      <w:r>
+        <w:rPr>
+          <w:rFonts w:ascii="Garamond" w:eastAsia="Garamond" w:hAnsi="Garamond" w:cs="Garamond"/>
+          <w:color w:val="2A2A2A"/>
+          <w:sz w:val="22"/>
+          <w:szCs w:val="22"/>
+        </w:rPr>
+        <w:t xml:space="preserve">(2) From Day Zero until the close of the Transition Window under §19.2, each recognized nation may elect, by its own democratic or traditional governance process meeting the standards the nation itself defines for major governance decisions, one of the following statuses, published to the NRS: (a) Associated Community — the nation proceeds as a sovereign nation in a compact relationship with the Republic under Article XX; (b) Territorial Integration — the nation enters the Republic as a Territory under §15.1, with the standard §15.2 Statehood pathway available; the published election constitutes the petition and confirmation required by §15.6, and the nation and the Legislature proceed directly to negotiation of the incorporation agreement, ratified by 2/3 of both chambers.</w:t>
+      </w:r>
+    </w:p>
+    <w:p>
+      <w:pPr>
+        <w:spacing w:after="120"/>
+        <w:ind w:left="431"/>
+        <w:jc w:val="both"/>
+      </w:pPr>
+      <w:r>
+        <w:rPr>
+          <w:rFonts w:ascii="Garamond" w:eastAsia="Garamond" w:hAnsi="Garamond" w:cs="Garamond"/>
+          <w:color w:val="2A2A2A"/>
+          <w:sz w:val="22"/>
+          <w:szCs w:val="22"/>
+        </w:rPr>
+        <w:t xml:space="preserve">(3) Associated Community status is the default: a nation that makes no election holds Associated Community status by constitutional operation at the close of the Transition Window.</w:t>
+      </w:r>
+    </w:p>
+    <w:p>
+      <w:pPr>
+        <w:spacing w:after="120"/>
+        <w:ind w:left="431"/>
+        <w:jc w:val="both"/>
+      </w:pPr>
+      <w:r>
+        <w:rPr>
+          <w:rFonts w:ascii="Garamond" w:eastAsia="Garamond" w:hAnsi="Garamond" w:cs="Garamond"/>
+          <w:color w:val="2A2A2A"/>
+          <w:sz w:val="22"/>
+          <w:szCs w:val="22"/>
+        </w:rPr>
+        <w:t xml:space="preserve">(4) The Republic may not prefer, discourage, or offer inducements toward any status; it must provide factual information about each status upon request.</w:t>
+      </w:r>
+    </w:p>
+    <w:p>
+      <w:pPr>
+        <w:spacing w:after="120"/>
+        <w:ind w:left="431"/>
+        <w:jc w:val="both"/>
+      </w:pPr>
+      <w:r>
+        <w:rPr>
+          <w:rFonts w:ascii="Garamond" w:eastAsia="Garamond" w:hAnsi="Garamond" w:cs="Garamond"/>
+          <w:color w:val="2A2A2A"/>
+          <w:sz w:val="22"/>
+          <w:szCs w:val="22"/>
+        </w:rPr>
+        <w:t xml:space="preserve">(5) Article I applies within the territory of each recognized nation throughout the Transition Window unless the nation, by its own governance process, positively rejects that application, published to the NRS; rejection constitutes an early assertion of the default status.</w:t>
+      </w:r>
+    </w:p>
+    <w:p>
+      <w:pPr>
+        <w:spacing w:after="120"/>
+        <w:ind w:left="431"/>
+        <w:jc w:val="both"/>
+      </w:pPr>
+      <w:r>
+        <w:rPr>
+          <w:rFonts w:ascii="Garamond" w:eastAsia="Garamond" w:hAnsi="Garamond" w:cs="Garamond"/>
+          <w:color w:val="2A2A2A"/>
+          <w:sz w:val="22"/>
+          <w:szCs w:val="22"/>
+        </w:rPr>
+        <w:t xml:space="preserve">(6) While Article I so applies, any resident of the nation's territory who believes an Article I right has been violated may bring an Emergency Rights Writ directly to the SC under its original jurisdiction in §4.5; the SC must rule within 7 days; the extension and interim protective order provisions of §4.5 apply.</w:t>
+      </w:r>
+    </w:p>
+    <w:p>
+      <w:pPr>
+        <w:spacing w:after="120"/>
+        <w:ind w:left="431"/>
+        <w:jc w:val="both"/>
+      </w:pPr>
+      <w:r>
+        <w:rPr>
+          <w:rFonts w:ascii="Garamond" w:eastAsia="Garamond" w:hAnsi="Garamond" w:cs="Garamond"/>
+          <w:color w:val="2A2A2A"/>
+          <w:sz w:val="22"/>
+          <w:szCs w:val="22"/>
+        </w:rPr>
+        <w:t xml:space="preserve">(7) Indigenous nation membership and Republic citizenship are compatible and independent statuses; no status under this section diminishes the Republic citizenship of any person, consistent with §5.1.</w:t>
       </w:r>
     </w:p>
     <w:p>
@@ -9702,7 +9798,55 @@
           <w:sz w:val="22"/>
           <w:szCs w:val="22"/>
         </w:rPr>
-        <w:t>This Constitution may be amended through the parliamentary path or through citizen initiative. No executive signature is required; no executive veto applies. Every member’s vote on any amendment is published to the NRS.  A parliamentary amendment requires 2/3 of the full seated membership of both chambers. The proposing body simultaneously specifies the ratification mechanism — either State Ratification (ratification by 2/3 of States within the period defined by statute) or Popular Ratification (a national popular referendum achieving 2/3 affirmative support with at least 55% citizen participation within 180 days). Citizen Initiative Amendment: A proposed constitutional amendment proceeds through the same two-phase petition process as §13.2, with Phase Two requiring signatures from 15% of eligible voters nationally rather than §13.2’s 10%. Once the Phase Two threshold is met, the proposal proceeds directly to a national referendum, with no legislative or executive action required to place it on the ballot; the Elections Panel administers the referendum within 180 days of Phase Two threshold verification. Passage requires 70% of votes cast with a minimum 65% citizen participation; where the participation floor is not met the initiative fails and may not be resubmitted on the same or substantially similar grounds for five years. Citizen initiative amendments are subject to §17.3 consistency analysis by the JM, advisory only. Amendment of the following provisions requires Popular Ratification regardless of the amendment’s origin: the Monitor selection mechanisms and independence protections (§9.2–§9.4), the Monitor information-only mandate and non-dependency principle (§9.1), the Monitor funding guarantee (§9.6), the NRS architecture and permanence requirements (§10.1), and the Elections Panel and NRS Panel independence (§11.1). These provisions may not be amended by State Ratification alone; a Citizen Initiative Amendment satisfies this requirement through its own referendum under this section without separately clearing the Popular Ratification threshold.</w:t>
+        <w:t xml:space="preserve">(1) This Constitution may be amended through the parliamentary path or through citizen initiative. No executive signature is required; no executive veto applies. Every member's vote on any amendment is published to the NRS.</w:t>
+      </w:r>
+    </w:p>
+    <w:p>
+      <w:pPr>
+        <w:spacing w:after="120"/>
+        <w:ind w:left="431"/>
+        <w:jc w:val="both"/>
+      </w:pPr>
+      <w:r>
+        <w:rPr>
+          <w:rFonts w:ascii="Garamond" w:eastAsia="Garamond" w:hAnsi="Garamond" w:cs="Garamond"/>
+          <w:color w:val="2A2A2A"/>
+          <w:sz w:val="22"/>
+          <w:szCs w:val="22"/>
+        </w:rPr>
+        <w:t xml:space="preserve">(2) A parliamentary amendment requires 2/3 of the full seated membership of both chambers. The proposing body simultaneously specifies the ratification mechanism — either State Ratification (ratification by 2/3 of States within the period defined by statute) or Popular Ratification (a national popular referendum achieving 2/3 affirmative support with at least 55% citizen participation within 180 days).</w:t>
+      </w:r>
+    </w:p>
+    <w:p>
+      <w:pPr>
+        <w:spacing w:after="120"/>
+        <w:ind w:left="431"/>
+        <w:jc w:val="both"/>
+      </w:pPr>
+      <w:r>
+        <w:rPr>
+          <w:rFonts w:ascii="Garamond" w:eastAsia="Garamond" w:hAnsi="Garamond" w:cs="Garamond"/>
+          <w:color w:val="2A2A2A"/>
+          <w:sz w:val="22"/>
+          <w:szCs w:val="22"/>
+        </w:rPr>
+        <w:t xml:space="preserve">(3) Citizen Initiative Amendment: A proposed constitutional amendment proceeds through the same two-phase petition process as §13.2, with Phase Two requiring signatures from 15% of eligible voters nationally rather than §13.2's 10%. Once the Phase Two threshold is met, the proposal proceeds directly to a national referendum, with no legislative or executive action required to place it on the ballot; the Elections Panel administers the referendum within 180 days of Phase Two threshold verification. Passage requires 70% of votes cast with a minimum 65% citizen participation; where the participation floor is not met the initiative fails and may not be resubmitted on the same or substantially similar grounds for five years. Citizen initiative amendments are subject to §17.3 consistency analysis by the JM, advisory only.</w:t>
+      </w:r>
+    </w:p>
+    <w:p>
+      <w:pPr>
+        <w:spacing w:after="120"/>
+        <w:ind w:left="431"/>
+        <w:jc w:val="both"/>
+      </w:pPr>
+      <w:r>
+        <w:rPr>
+          <w:rFonts w:ascii="Garamond" w:eastAsia="Garamond" w:hAnsi="Garamond" w:cs="Garamond"/>
+          <w:color w:val="2A2A2A"/>
+          <w:sz w:val="22"/>
+          <w:szCs w:val="22"/>
+        </w:rPr>
+        <w:t xml:space="preserve">(4) Amendment of the following provisions requires Popular Ratification regardless of the amendment's origin: the Monitor selection mechanisms and independence protections (§9.2–§9.4), the Monitor information-only mandate and non-dependency principle (§9.1), the Monitor funding guarantee (§9.5), the NRS architecture and permanence requirements (§10.1), and the Elections Panel and NRS Panel independence (§11.1). These provisions may not be amended by State Ratification alone; a Citizen Initiative Amendment satisfies this requirement through its own referendum under this section without separately clearing the Popular Ratification threshold.</w:t>
       </w:r>
     </w:p>
     <w:p>
@@ -9790,7 +9934,87 @@
           <w:sz w:val="22"/>
           <w:szCs w:val="22"/>
         </w:rPr>
-        <w:t>An amendment that is logically inconsistent with an existing provision must either explicitly repeal the inconsistent provision or the inconsistency is treated as void. The JM publishes a consistency analysis of any proposed amendment within 30 days of passage by both chambers for a parliamentary amendment, or within 30 days of Elections Panel Phase Two threshold verification for a citizen initiative amendment — advisory, but a permanent public record of what the amendment changes. If a ratified amendment's consistency with existing provisions is disputed, the SC resolves the dispute under its original jurisdiction in §4.5 on petition of any person with standing; the SC may not refuse to apply an amendment that has met its procedural thresholds, except that no constitutional amendment may extinguish a right designated non-derogable under §1.19.a; any amendment purporting to do so is void to the extent of the extinguishment, and the SC must so rule under its original jurisdiction in §4.5 on petition of any person with standing. Amendments take prospective effect from the date of ratification — they do not retroactively alter the constitutionality of acts that were constitutional when performed. Two amendments may be simultaneously in the ratification process; if both pass, both are law; where they conflict, the one ratified later prevails; where margins and timing are equal, the LM determines precedence from NRS records. A proposed amendment may be withdrawn at any point before ratification is certified.</w:t>
+        <w:t xml:space="preserve">(1) An amendment that is logically inconsistent with an existing provision must either explicitly repeal the inconsistent provision or the inconsistency is treated as void.</w:t>
+      </w:r>
+    </w:p>
+    <w:p>
+      <w:pPr>
+        <w:spacing w:after="120"/>
+        <w:ind w:left="431"/>
+        <w:jc w:val="both"/>
+      </w:pPr>
+      <w:r>
+        <w:rPr>
+          <w:rFonts w:ascii="Garamond" w:eastAsia="Garamond" w:hAnsi="Garamond" w:cs="Garamond"/>
+          <w:color w:val="2A2A2A"/>
+          <w:sz w:val="22"/>
+          <w:szCs w:val="22"/>
+        </w:rPr>
+        <w:t xml:space="preserve">(2) The JM publishes a consistency analysis of any proposed amendment within 30 days of passage by both chambers for a parliamentary amendment, or within 30 days of Elections Panel Phase Two threshold verification for a citizen initiative amendment — advisory, but a permanent public record of what the amendment changes.</w:t>
+      </w:r>
+    </w:p>
+    <w:p>
+      <w:pPr>
+        <w:spacing w:after="120"/>
+        <w:ind w:left="431"/>
+        <w:jc w:val="both"/>
+      </w:pPr>
+      <w:r>
+        <w:rPr>
+          <w:rFonts w:ascii="Garamond" w:eastAsia="Garamond" w:hAnsi="Garamond" w:cs="Garamond"/>
+          <w:color w:val="2A2A2A"/>
+          <w:sz w:val="22"/>
+          <w:szCs w:val="22"/>
+        </w:rPr>
+        <w:t xml:space="preserve">(3) If a ratified amendment's consistency with existing provisions is disputed, the SC resolves the dispute under its original jurisdiction in §4.5 on petition of any person with standing; the SC may not refuse to apply an amendment that has met its procedural thresholds, except that no constitutional amendment may extinguish a right designated non-derogable under §1.19.a; any amendment purporting to do so is void to the extent of the extinguishment, and the SC must so rule under its original jurisdiction in §4.5 on petition of any person with standing.</w:t>
+      </w:r>
+    </w:p>
+    <w:p>
+      <w:pPr>
+        <w:spacing w:after="120"/>
+        <w:ind w:left="431"/>
+        <w:jc w:val="both"/>
+      </w:pPr>
+      <w:r>
+        <w:rPr>
+          <w:rFonts w:ascii="Garamond" w:eastAsia="Garamond" w:hAnsi="Garamond" w:cs="Garamond"/>
+          <w:color w:val="2A2A2A"/>
+          <w:sz w:val="22"/>
+          <w:szCs w:val="22"/>
+        </w:rPr>
+        <w:t xml:space="preserve">(4) Amendments take prospective effect from the date of ratification — they do not retroactively alter the constitutionality of acts that were constitutional when performed.</w:t>
+      </w:r>
+    </w:p>
+    <w:p>
+      <w:pPr>
+        <w:spacing w:after="120"/>
+        <w:ind w:left="431"/>
+        <w:jc w:val="both"/>
+      </w:pPr>
+      <w:r>
+        <w:rPr>
+          <w:rFonts w:ascii="Garamond" w:eastAsia="Garamond" w:hAnsi="Garamond" w:cs="Garamond"/>
+          <w:color w:val="2A2A2A"/>
+          <w:sz w:val="22"/>
+          <w:szCs w:val="22"/>
+        </w:rPr>
+        <w:t xml:space="preserve">(5) Two amendments may be simultaneously in the ratification process; if both pass, both are law; where they conflict, the one ratified later prevails; where margins and timing are equal, the LM determines precedence from NRS records.</w:t>
+      </w:r>
+    </w:p>
+    <w:p>
+      <w:pPr>
+        <w:spacing w:after="120"/>
+        <w:ind w:left="431"/>
+        <w:jc w:val="both"/>
+      </w:pPr>
+      <w:r>
+        <w:rPr>
+          <w:rFonts w:ascii="Garamond" w:eastAsia="Garamond" w:hAnsi="Garamond" w:cs="Garamond"/>
+          <w:color w:val="2A2A2A"/>
+          <w:sz w:val="22"/>
+          <w:szCs w:val="22"/>
+        </w:rPr>
+        <w:t xml:space="preserve">(6) A proposed amendment may be withdrawn at any point before ratification is certified.</w:t>
       </w:r>
     </w:p>
     <w:p>
@@ -10315,7 +10539,87 @@
           <w:sz w:val="22"/>
           <w:szCs w:val="22"/>
         </w:rPr>
-        <w:t>The Republic assumes the public debt obligations of its predecessor government as a constitutional matter — it does not inherit a clean slate. Active military operations of the prior government continue under existing authorization until the §2.2 military authorization framework can apply; the Legat Consul, once inaugurated, must assess each active operation against the authorized purposes under §14.1 and either link it to legislative authorization within 14 days or begin orderly cessation; operations not so linked within 60 days cease unless the Legislature grants a one-time authorization. Social insurance programs — retirement pensions, disability benefits, health coverage — continue uninterrupted during the Transition Window. All benefit obligations to persons who served in military or national service under the prior government are inherited and honored; the Legislature must pass a Veterans and National Service Benefits Act within the first budget cycle following Phase 4. The Republic is the legal continuation of the prior government as a matter of international law; all international obligations, financial commitments, treaty relationships, and contractual obligations of the prior government are assumed as successor sovereign. Where an assumed international obligation conflicts with this constitution, the Republic is bound to renegotiate or formally supersede the obligation through the treaty process under §3.6; until that process is complete, the obligation is honored to the minimum extent required by international law without requiring any constitutional officer to violate Article I or any non-derogable right under §1.19.a. The immediate nullification of laws conflicting with the Individual Sovereignty Floor creates constitutional disputes; the Legislature must establish an interim Constitutional Claims Court within Phase 2, with jurisdiction over all Article I claims arising from Day Zero nullification.</w:t>
+        <w:t xml:space="preserve">(1) The Republic assumes the public debt obligations of its predecessor government as a constitutional matter — it does not inherit a clean slate.</w:t>
+      </w:r>
+    </w:p>
+    <w:p>
+      <w:pPr>
+        <w:spacing w:after="120"/>
+        <w:ind w:left="431"/>
+        <w:jc w:val="both"/>
+      </w:pPr>
+      <w:r>
+        <w:rPr>
+          <w:rFonts w:ascii="Garamond" w:eastAsia="Garamond" w:hAnsi="Garamond" w:cs="Garamond"/>
+          <w:color w:val="2A2A2A"/>
+          <w:sz w:val="22"/>
+          <w:szCs w:val="22"/>
+        </w:rPr>
+        <w:t xml:space="preserve">(2) Active military operations of the prior government continue under existing authorization until the §2.2 military authorization framework can apply; the Legat Consul, once inaugurated, must assess each active operation against the authorized purposes under §14.1 and either link it to legislative authorization within 14 days or begin orderly cessation; operations not so linked within 60 days cease unless the Legislature grants a one-time authorization.</w:t>
+      </w:r>
+    </w:p>
+    <w:p>
+      <w:pPr>
+        <w:spacing w:after="120"/>
+        <w:ind w:left="431"/>
+        <w:jc w:val="both"/>
+      </w:pPr>
+      <w:r>
+        <w:rPr>
+          <w:rFonts w:ascii="Garamond" w:eastAsia="Garamond" w:hAnsi="Garamond" w:cs="Garamond"/>
+          <w:color w:val="2A2A2A"/>
+          <w:sz w:val="22"/>
+          <w:szCs w:val="22"/>
+        </w:rPr>
+        <w:t xml:space="preserve">(3) Social insurance programs — retirement pensions, disability benefits, health coverage — continue uninterrupted during the Transition Window.</w:t>
+      </w:r>
+    </w:p>
+    <w:p>
+      <w:pPr>
+        <w:spacing w:after="120"/>
+        <w:ind w:left="431"/>
+        <w:jc w:val="both"/>
+      </w:pPr>
+      <w:r>
+        <w:rPr>
+          <w:rFonts w:ascii="Garamond" w:eastAsia="Garamond" w:hAnsi="Garamond" w:cs="Garamond"/>
+          <w:color w:val="2A2A2A"/>
+          <w:sz w:val="22"/>
+          <w:szCs w:val="22"/>
+        </w:rPr>
+        <w:t xml:space="preserve">(4) All benefit obligations to persons who served in military or national service under the prior government are inherited and honored; the Legislature must pass a Veterans and National Service Benefits Act within the first budget cycle following Phase 4.</w:t>
+      </w:r>
+    </w:p>
+    <w:p>
+      <w:pPr>
+        <w:spacing w:after="120"/>
+        <w:ind w:left="431"/>
+        <w:jc w:val="both"/>
+      </w:pPr>
+      <w:r>
+        <w:rPr>
+          <w:rFonts w:ascii="Garamond" w:eastAsia="Garamond" w:hAnsi="Garamond" w:cs="Garamond"/>
+          <w:color w:val="2A2A2A"/>
+          <w:sz w:val="22"/>
+          <w:szCs w:val="22"/>
+        </w:rPr>
+        <w:t xml:space="preserve">(5) The Republic is the legal continuation of the prior government as a matter of international law; all international obligations, financial commitments, treaty relationships, and contractual obligations of the prior government are assumed as successor sovereign. Where an assumed international obligation conflicts with this constitution, the Republic is bound to renegotiate or formally supersede the obligation through the treaty process under §3.6; until that process is complete, the obligation is honored to the minimum extent required by international law without requiring any constitutional officer to violate Article I or any non-derogable right under §1.19.a.</w:t>
+      </w:r>
+    </w:p>
+    <w:p>
+      <w:pPr>
+        <w:spacing w:after="120"/>
+        <w:ind w:left="431"/>
+        <w:jc w:val="both"/>
+      </w:pPr>
+      <w:r>
+        <w:rPr>
+          <w:rFonts w:ascii="Garamond" w:eastAsia="Garamond" w:hAnsi="Garamond" w:cs="Garamond"/>
+          <w:color w:val="2A2A2A"/>
+          <w:sz w:val="22"/>
+          <w:szCs w:val="22"/>
+        </w:rPr>
+        <w:t xml:space="preserve">(6) The immediate nullification of laws conflicting with the Individual Sovereignty Floor creates constitutional disputes; the Legislature must establish an interim Constitutional Claims Court within Phase 2, with jurisdiction over all Article I claims arising from Day Zero nullification.</w:t>
       </w:r>
     </w:p>
     <w:p>
@@ -10359,7 +10663,103 @@
           <w:sz w:val="22"/>
           <w:szCs w:val="22"/>
         </w:rPr>
-        <w:t>Territories or subdivisions meeting the Statehood Audit by Phase 2 end may petition to enter as State or Territory. Those failing the Statehood Audit enter as Territory and may begin the Statehood Audit immediately. Any territory may choose Territory status by simple legislative vote regardless of whether it meets the Statehood Audit. Prior government states or territories may voluntarily subdivide during the Transition Window by vote of their existing legislative body; new subdivisions are treated as separate petitioning entities. Where a State fails the Phase 2 Statehood Audit, it enters as a Territory; its population retains all Article I rights and participates in first Assembly elections proportionally. All prior government territories that had not achieved statehood by Day Zero enter as Territories from Phase 4 activation without undergoing Phase 2 Statehood Audits; any capital district or special administrative region is assigned Territory status and follows the §15.2 path. Political entities that held recognized State or equivalent status immediately prior to ratification and choose to enter the Republic as States do so as full States from Day Zero for the purpose of constituting the Senate and seating their legislators. The annual Statehood Audit under §15.2 applies to all States from the first full audit cycle following Phase 4 activation; no founding status confers exemption from ongoing audit obligations or the consequences of audit failure. All other status determinations — Territory entry, Statehood qualification during the transition window, and post-founding pathways — follow §15.2.</w:t>
+        <w:t xml:space="preserve">(1) Territories or subdivisions meeting the Statehood Audit by Phase 2 end may petition to enter as State or Territory. Those failing the Statehood Audit enter as Territory and may begin the Statehood Audit immediately.</w:t>
+      </w:r>
+    </w:p>
+    <w:p>
+      <w:pPr>
+        <w:spacing w:after="120"/>
+        <w:ind w:left="431"/>
+        <w:jc w:val="both"/>
+      </w:pPr>
+      <w:r>
+        <w:rPr>
+          <w:rFonts w:ascii="Garamond" w:eastAsia="Garamond" w:hAnsi="Garamond" w:cs="Garamond"/>
+          <w:color w:val="2A2A2A"/>
+          <w:sz w:val="22"/>
+          <w:szCs w:val="22"/>
+        </w:rPr>
+        <w:t xml:space="preserve">(2) Any territory may choose Territory status by simple legislative vote regardless of whether it meets the Statehood Audit.</w:t>
+      </w:r>
+    </w:p>
+    <w:p>
+      <w:pPr>
+        <w:spacing w:after="120"/>
+        <w:ind w:left="431"/>
+        <w:jc w:val="both"/>
+      </w:pPr>
+      <w:r>
+        <w:rPr>
+          <w:rFonts w:ascii="Garamond" w:eastAsia="Garamond" w:hAnsi="Garamond" w:cs="Garamond"/>
+          <w:color w:val="2A2A2A"/>
+          <w:sz w:val="22"/>
+          <w:szCs w:val="22"/>
+        </w:rPr>
+        <w:t xml:space="preserve">(3) Prior government states or territories may voluntarily subdivide during the Transition Window by vote of their existing legislative body; new subdivisions are treated as separate petitioning entities.</w:t>
+      </w:r>
+    </w:p>
+    <w:p>
+      <w:pPr>
+        <w:spacing w:after="120"/>
+        <w:ind w:left="431"/>
+        <w:jc w:val="both"/>
+      </w:pPr>
+      <w:r>
+        <w:rPr>
+          <w:rFonts w:ascii="Garamond" w:eastAsia="Garamond" w:hAnsi="Garamond" w:cs="Garamond"/>
+          <w:color w:val="2A2A2A"/>
+          <w:sz w:val="22"/>
+          <w:szCs w:val="22"/>
+        </w:rPr>
+        <w:t xml:space="preserve">(4) Where a State fails the Phase 2 Statehood Audit, it enters as a Territory; its population retains all Article I rights and participates in first Assembly elections proportionally.</w:t>
+      </w:r>
+    </w:p>
+    <w:p>
+      <w:pPr>
+        <w:spacing w:after="120"/>
+        <w:ind w:left="431"/>
+        <w:jc w:val="both"/>
+      </w:pPr>
+      <w:r>
+        <w:rPr>
+          <w:rFonts w:ascii="Garamond" w:eastAsia="Garamond" w:hAnsi="Garamond" w:cs="Garamond"/>
+          <w:color w:val="2A2A2A"/>
+          <w:sz w:val="22"/>
+          <w:szCs w:val="22"/>
+        </w:rPr>
+        <w:t xml:space="preserve">(5) All prior government territories that had not achieved statehood by Day Zero enter as Territories from Phase 4 activation without undergoing Phase 2 Statehood Audits; any capital district or special administrative region is assigned Territory status and follows the §15.2 path.</w:t>
+      </w:r>
+    </w:p>
+    <w:p>
+      <w:pPr>
+        <w:spacing w:after="120"/>
+        <w:ind w:left="431"/>
+        <w:jc w:val="both"/>
+      </w:pPr>
+      <w:r>
+        <w:rPr>
+          <w:rFonts w:ascii="Garamond" w:eastAsia="Garamond" w:hAnsi="Garamond" w:cs="Garamond"/>
+          <w:color w:val="2A2A2A"/>
+          <w:sz w:val="22"/>
+          <w:szCs w:val="22"/>
+        </w:rPr>
+        <w:t xml:space="preserve">(6) Political entities that held recognized State or equivalent status immediately prior to ratification and choose to enter the Republic as States do so as full States from Day Zero for the purpose of constituting the Senate and seating their legislators.</w:t>
+      </w:r>
+    </w:p>
+    <w:p>
+      <w:pPr>
+        <w:spacing w:after="120"/>
+        <w:ind w:left="431"/>
+        <w:jc w:val="both"/>
+      </w:pPr>
+      <w:r>
+        <w:rPr>
+          <w:rFonts w:ascii="Garamond" w:eastAsia="Garamond" w:hAnsi="Garamond" w:cs="Garamond"/>
+          <w:color w:val="2A2A2A"/>
+          <w:sz w:val="22"/>
+          <w:szCs w:val="22"/>
+        </w:rPr>
+        <w:t xml:space="preserve">(7) The annual Statehood Audit under §15.2 applies to all States from the first full audit cycle following Phase 4 activation; no founding status confers exemption from ongoing audit obligations or the consequences of audit failure. All other status determinations — Territory entry, Statehood qualification during the transition window, and post-founding pathways — follow §15.2.</w:t>
       </w:r>
     </w:p>
     <w:p>
@@ -10643,7 +11043,87 @@
           <w:sz w:val="22"/>
           <w:szCs w:val="22"/>
         </w:rPr>
-        <w:t>No compact may be entered or ratified with any entity whose governance practices include, authorize, or systematically permit violations of any of the non-derogable rights established in §1.19.a, committed against any person within its jurisdiction. The JM conducts annual compliance reviews and publishes findings to the NRS. Where the JM finds systematic violations of §1.19.a rights or any party challenges a compact on those grounds, the compact is suspended pending review through the compact’s independent arbitration mechanism; the arbitration panel must issue a preliminary determination within 90 days of suspension; where no preliminary determination is issued within that period, the suspension lifts and the compact resumes pending the panel’s final determination. The arbitration panel may determine compact termination on confirmed violations without remediation within the period the compact specifies. Economic value of the compact relationship is not a factor in JM assessment or arbitration review. Where an Associated Community's territory includes indigenous nations with pre-existing governance relationships, the compact must address those relationships and may not require the Associated Community to eliminate or diminish pre-existing indigenous governance arrangements within its territory. Compact suspension means the Associated Community's observer delegate participation rights are suspended for the duration of the review; all other compact obligations of both parties continue in effect pending the arbitration panel's final determination.</w:t>
+        <w:t xml:space="preserve">(1) No compact may be entered or ratified with any entity whose governance practices include, authorize, or systematically permit violations of any of the non-derogable rights established in §1.19.a, committed against any person within its jurisdiction.</w:t>
+      </w:r>
+    </w:p>
+    <w:p>
+      <w:pPr>
+        <w:spacing w:after="120"/>
+        <w:ind w:left="431"/>
+        <w:jc w:val="both"/>
+      </w:pPr>
+      <w:r>
+        <w:rPr>
+          <w:rFonts w:ascii="Garamond" w:eastAsia="Garamond" w:hAnsi="Garamond" w:cs="Garamond"/>
+          <w:color w:val="2A2A2A"/>
+          <w:sz w:val="22"/>
+          <w:szCs w:val="22"/>
+        </w:rPr>
+        <w:t xml:space="preserve">(2) The JM conducts annual compliance reviews and publishes findings to the NRS. Where the JM finds systematic violations of §1.19.a rights or any party challenges a compact on those grounds, the compact is suspended pending review through the compact's independent arbitration mechanism; the arbitration panel must issue a preliminary determination within 90 days of suspension; where no preliminary determination is issued within that period, the suspension lifts and the compact resumes pending the panel's final determination.</w:t>
+      </w:r>
+    </w:p>
+    <w:p>
+      <w:pPr>
+        <w:spacing w:after="120"/>
+        <w:ind w:left="431"/>
+        <w:jc w:val="both"/>
+      </w:pPr>
+      <w:r>
+        <w:rPr>
+          <w:rFonts w:ascii="Garamond" w:eastAsia="Garamond" w:hAnsi="Garamond" w:cs="Garamond"/>
+          <w:color w:val="2A2A2A"/>
+          <w:sz w:val="22"/>
+          <w:szCs w:val="22"/>
+        </w:rPr>
+        <w:t xml:space="preserve">(3) The arbitration panel may determine compact termination on confirmed violations without remediation within the period the compact specifies.</w:t>
+      </w:r>
+    </w:p>
+    <w:p>
+      <w:pPr>
+        <w:spacing w:after="120"/>
+        <w:ind w:left="431"/>
+        <w:jc w:val="both"/>
+      </w:pPr>
+      <w:r>
+        <w:rPr>
+          <w:rFonts w:ascii="Garamond" w:eastAsia="Garamond" w:hAnsi="Garamond" w:cs="Garamond"/>
+          <w:color w:val="2A2A2A"/>
+          <w:sz w:val="22"/>
+          <w:szCs w:val="22"/>
+        </w:rPr>
+        <w:t xml:space="preserve">(4) Economic value of the compact relationship is not a factor in JM assessment or arbitration review.</w:t>
+      </w:r>
+    </w:p>
+    <w:p>
+      <w:pPr>
+        <w:spacing w:after="120"/>
+        <w:ind w:left="431"/>
+        <w:jc w:val="both"/>
+      </w:pPr>
+      <w:r>
+        <w:rPr>
+          <w:rFonts w:ascii="Garamond" w:eastAsia="Garamond" w:hAnsi="Garamond" w:cs="Garamond"/>
+          <w:color w:val="2A2A2A"/>
+          <w:sz w:val="22"/>
+          <w:szCs w:val="22"/>
+        </w:rPr>
+        <w:t xml:space="preserve">(5) Where an Associated Community's territory includes indigenous nations with pre-existing governance relationships, the compact must address those relationships and may not require the Associated Community to eliminate or diminish pre-existing indigenous governance arrangements within its territory.</w:t>
+      </w:r>
+    </w:p>
+    <w:p>
+      <w:pPr>
+        <w:spacing w:after="120"/>
+        <w:ind w:left="431"/>
+        <w:jc w:val="both"/>
+      </w:pPr>
+      <w:r>
+        <w:rPr>
+          <w:rFonts w:ascii="Garamond" w:eastAsia="Garamond" w:hAnsi="Garamond" w:cs="Garamond"/>
+          <w:color w:val="2A2A2A"/>
+          <w:sz w:val="22"/>
+          <w:szCs w:val="22"/>
+        </w:rPr>
+        <w:t xml:space="preserve">(6) Compact suspension means the Associated Community's observer delegate participation rights are suspended for the duration of the review; all other compact obligations of both parties continue in effect pending the arbitration panel's final determination.</w:t>
       </w:r>
     </w:p>
     <w:p>

--- a/Federated Republic Constitution 260714.docx
+++ b/Federated Republic Constitution 260714.docx
@@ -1559,7 +1559,7 @@
     <w:p>
       <w:pPr>
         <w:spacing w:after="120"/>
-        <w:ind w:left="720"/>
+        <w:ind w:left="431"/>
         <w:jc w:val="both"/>
       </w:pPr>
       <w:r>
@@ -1575,7 +1575,7 @@
     <w:p>
       <w:pPr>
         <w:spacing w:after="120"/>
-        <w:ind w:left="720"/>
+        <w:ind w:left="431"/>
         <w:jc w:val="both"/>
       </w:pPr>
       <w:r>
@@ -1591,7 +1591,7 @@
     <w:p>
       <w:pPr>
         <w:spacing w:after="120"/>
-        <w:ind w:left="720"/>
+        <w:ind w:left="431"/>
         <w:jc w:val="both"/>
       </w:pPr>
       <w:r>
@@ -1607,7 +1607,7 @@
     <w:p>
       <w:pPr>
         <w:spacing w:after="120"/>
-        <w:ind w:left="720"/>
+        <w:ind w:left="431"/>
         <w:jc w:val="both"/>
       </w:pPr>
       <w:r>
@@ -1665,7 +1665,7 @@
           <w:sz w:val="22"/>
           <w:szCs w:val="22"/>
         </w:rPr>
-        <w:t xml:space="preserve">(6) Where the Civic Consul is temporarily unable to exercise authority, the Assembly Speaker serves as Acting Civic Consul by constitutional operation from the moment the incapacity is published to the NRS, with authority limited to maintaining existing policy and emergency functions. While serving in an acting executive capacity, the Speaker may not exercise any legislative function; the Speaker retains their Assembly seat and the Speakership, and the Assembly provides for the exercise of the Speaker's functions during that period under its internal procedures. Acting service neither extends nor suspends the Speaker's electoral mandate; where the Speaker ceases to be a member of the Assembly, acting authority passes by constitutional operation to the Assembly Speaker then in office. Acting status ends when the Civic Consul resumes their duties or a new Civic Consul is elected under §2.6; the Speaker's legislative functions resume at that moment.</w:t>
+        <w:t xml:space="preserve">(6) Where the Civic Consul is temporarily unable to exercise authority as determined under §2.16, acting authority vests by constitutional operation in accordance with the following order: (i) the Assembly Speaker; (ii) persons holding offices designated by statute for this purpose, in the order so established; (iii) the most senior Assembly member by continuous service; where two or more members have equal continuous service, the tiebreaker is determined by statute. A person in the order of succession may decline under §2.16(4). The person last in the order may not decline. While serving in an acting executive capacity under this subsection, the acting officer may not exercise any legislative function; the officer retains their Assembly seat and any Assembly office held, and the Assembly provides for the exercise of those functions during that period under its internal procedures. Acting service neither extends nor suspends the officer's electoral mandate; where the acting officer ceases to be a member of the Assembly, acting authority passes by constitutional operation to the next person in the order of succession then qualified. Acting status ends when the Civic Consul's incapacity ends under §2.16(3) or a new Civic Consul is elected under §2.6; the acting officer's legislative functions resume at that moment.</w:t>
       </w:r>
     </w:p>
     <w:p>
@@ -1881,55 +1881,71 @@
           <w:sz w:val="22"/>
           <w:szCs w:val="22"/>
         </w:rPr>
-        <w:t xml:space="preserve">(3) The Acting Civic Consul administers a nominating ballot of the Assembly to identify candidates for a national election. This administration is purely procedural and confers no discretion over the ballot's conduct or result. The ballot requires no quorum and produces its result regardless of participation. The candidates receiving the most votes advance, being no fewer than two and no more than four; where a tie would cause more than four candidates to advance, the tie is resolved in favor of the candidate with greater continuous service, with any remaining tie determined by statute. Where only one member receives votes, that member advances alone and is submitted to the national vote for ratification. Only members otherwise qualified for the office of Civic Consul under §2.5 and §7.4 may advance.</w:t>
-      </w:r>
-    </w:p>
-    <w:p>
-      <w:pPr>
-        <w:spacing w:after="120"/>
-        <w:ind w:left="431"/>
-        <w:jc w:val="both"/>
-      </w:pPr>
-      <w:r>
-        <w:rPr>
-          <w:rFonts w:ascii="Garamond" w:eastAsia="Garamond" w:hAnsi="Garamond" w:cs="Garamond"/>
-          <w:color w:val="2A2A2A"/>
-          <w:sz w:val="22"/>
-          <w:szCs w:val="22"/>
-        </w:rPr>
-        <w:t xml:space="preserve">(4) The Elections Panel administers a national ranked-choice election among the advancing candidates, to be held within the period defined by statute, with a constitutional default of 45 days and an absolute maximum of 90 days from the close of the nominating ballot. The Elections Panel may extend the period beyond the default only for cause published to the NRS, and in no case beyond 90 days. Where a single candidate stands for ratification, the national vote is a simple yes-or-no question. Should an advancing candidate become ineligible before the vote, the election proceeds among those who remain qualified.</w:t>
-      </w:r>
-    </w:p>
-    <w:p>
-      <w:pPr>
-        <w:spacing w:after="120"/>
-        <w:ind w:left="431"/>
-        <w:jc w:val="both"/>
-      </w:pPr>
-      <w:r>
-        <w:rPr>
-          <w:rFonts w:ascii="Garamond" w:eastAsia="Garamond" w:hAnsi="Garamond" w:cs="Garamond"/>
-          <w:color w:val="2A2A2A"/>
-          <w:sz w:val="22"/>
-          <w:szCs w:val="22"/>
-        </w:rPr>
-        <w:t xml:space="preserve">(5) The candidate winning the national election, whether by ranked-choice tabulation or by ratification, becomes Civic Consul with full authority, vacates their Assembly seat under §2.6, and is subject to removal only under §2.6. The Acting Civic Consul's service ends upon that installation.</w:t>
-      </w:r>
-    </w:p>
-    <w:p>
-      <w:pPr>
-        <w:spacing w:after="120"/>
-        <w:ind w:left="431"/>
-        <w:jc w:val="both"/>
-      </w:pPr>
-      <w:r>
-        <w:rPr>
-          <w:rFonts w:ascii="Garamond" w:eastAsia="Garamond" w:hAnsi="Garamond" w:cs="Garamond"/>
-          <w:color w:val="2A2A2A"/>
-          <w:sz w:val="22"/>
-          <w:szCs w:val="22"/>
-        </w:rPr>
-        <w:t xml:space="preserve">(6) At any time before the national election begins, the Assembly may elect a Civic Consul by absolute majority, which terminates the fallback and returns the office to the ordinary process. Once the national election has begun, it proceeds to conclusion.</w:t>
+        <w:t xml:space="preserve">(3) Bills passed during the Acting Civic Consul's service are presented to the Acting Civic Consul. The Acting Civic Consul may not exercise the suspensive veto under §2.7 but may, within 10 business days of final passage, publish a written pause notice to the NRS staying enactment. Upon such notice, the Speaker shall schedule the bill for recall by the Assembly; the Assembly may withdraw the bill by simple majority within the pause period. A bill not so withdrawn is enacted by operation of law at the close of the 10-business-day period. Where the Acting Civic Consul issues no pause notice within 10 business days of final passage, the bill is enacted by operation of law. The pause may not be used on the annual budget, bills implementing a constitutional obligation, or emergency legislation.</w:t>
+      </w:r>
+    </w:p>
+    <w:p>
+      <w:pPr>
+        <w:spacing w:after="120"/>
+        <w:ind w:left="431"/>
+        <w:jc w:val="both"/>
+      </w:pPr>
+      <w:r>
+        <w:rPr>
+          <w:rFonts w:ascii="Garamond" w:eastAsia="Garamond" w:hAnsi="Garamond" w:cs="Garamond"/>
+          <w:color w:val="2A2A2A"/>
+          <w:sz w:val="22"/>
+          <w:szCs w:val="22"/>
+        </w:rPr>
+        <w:t xml:space="preserve">(4) The Acting Civic Consul administers a nominating ballot of the Assembly to identify candidates for a national election. This administration is purely procedural and confers no discretion over the ballot's conduct or result. The ballot requires no quorum and produces its result regardless of participation. The candidates receiving the most votes advance, being no fewer than two and no more than four; where a tie would cause more than four candidates to advance, the tie is resolved in favor of the candidate with greater continuous service, with any remaining tie determined by statute. Where only one member receives votes, that member advances alone and is submitted to the national vote for ratification. Only members otherwise qualified for the office of Civic Consul under §2.5 and §7.4 may advance.</w:t>
+      </w:r>
+    </w:p>
+    <w:p>
+      <w:pPr>
+        <w:spacing w:after="120"/>
+        <w:ind w:left="431"/>
+        <w:jc w:val="both"/>
+      </w:pPr>
+      <w:r>
+        <w:rPr>
+          <w:rFonts w:ascii="Garamond" w:eastAsia="Garamond" w:hAnsi="Garamond" w:cs="Garamond"/>
+          <w:color w:val="2A2A2A"/>
+          <w:sz w:val="22"/>
+          <w:szCs w:val="22"/>
+        </w:rPr>
+        <w:t xml:space="preserve">(5) The Elections Panel administers a national ranked-choice election among the advancing candidates, to be held within the period defined by statute, with a constitutional default of 45 days and an absolute maximum of 90 days from the close of the nominating ballot. The Elections Panel may extend the period beyond the default only for cause published to the NRS, and in no case beyond 90 days. Where a single candidate stands for ratification, the national vote is a simple yes-or-no question. Should an advancing candidate become ineligible before the vote, the election proceeds among those who remain qualified.</w:t>
+      </w:r>
+    </w:p>
+    <w:p>
+      <w:pPr>
+        <w:spacing w:after="120"/>
+        <w:ind w:left="431"/>
+        <w:jc w:val="both"/>
+      </w:pPr>
+      <w:r>
+        <w:rPr>
+          <w:rFonts w:ascii="Garamond" w:eastAsia="Garamond" w:hAnsi="Garamond" w:cs="Garamond"/>
+          <w:color w:val="2A2A2A"/>
+          <w:sz w:val="22"/>
+          <w:szCs w:val="22"/>
+        </w:rPr>
+        <w:t xml:space="preserve">(6) The candidate winning the national election, whether by ranked-choice tabulation or by ratification, becomes Civic Consul with full authority, vacates their Assembly seat under §2.6, and is subject to removal only under §2.6. The Acting Civic Consul's service ends upon that installation.</w:t>
+      </w:r>
+    </w:p>
+    <w:p>
+      <w:pPr>
+        <w:spacing w:after="120"/>
+        <w:ind w:left="431"/>
+        <w:jc w:val="both"/>
+      </w:pPr>
+      <w:r>
+        <w:rPr>
+          <w:rFonts w:ascii="Garamond" w:eastAsia="Garamond" w:hAnsi="Garamond" w:cs="Garamond"/>
+          <w:color w:val="2A2A2A"/>
+          <w:sz w:val="22"/>
+          <w:szCs w:val="22"/>
+        </w:rPr>
+        <w:t xml:space="preserve">(7) At any time before the national election begins, the Assembly may elect a Civic Consul by absolute majority, which terminates the fallback and returns the office to the ordinary process. Once the national election has begun, it proceeds to conclusion.</w:t>
       </w:r>
     </w:p>
     <w:p>
@@ -2093,7 +2109,7 @@
           <w:sz w:val="22"/>
           <w:szCs w:val="22"/>
         </w:rPr>
-        <w:t xml:space="preserve">(3) The Legislature or Senate may by statute or standing order designate a further succession line beyond this constitutional floor.</w:t>
+        <w:t xml:space="preserve">(3) The Legislature shall by statute establish an order of succession for the Legat Consul's temporary incapacity under §2.9(6)(ii) and for full succession beyond the constitutional floor under §2.9(2). Until such statute is enacted, the constitutional order under §2.9(6)(i) and (iii) applies.</w:t>
       </w:r>
     </w:p>
     <w:p>
@@ -2141,7 +2157,7 @@
           <w:sz w:val="22"/>
           <w:szCs w:val="22"/>
         </w:rPr>
-        <w:t xml:space="preserve">(6) Where the Legat Consul is temporarily unable to exercise authority, a majority of the JMC assesses capacity and, on joint assessment published to the NRS, Acting Legat Consul authority transfers to the Senate Speaker by constitutional operation from that moment, without vacating the Speaker's Senate seat. While serving in an acting executive capacity, the Senate Speaker may not exercise any legislative function; the Speaker retains their Senate seat and the Speakership, and the Senate provides for the exercise of the Speaker's functions during that period under its internal procedures; acting service neither extends nor suspends the Speaker's electoral mandate, and where the Speaker ceases to be a Senator, acting authority passes by constitutional operation to the Senate Speaker then in office. Acting authority ends when the Legat Consul publishes a restoration declaration to the NRS.</w:t>
+        <w:t xml:space="preserve">(6) Where the Legat Consul is temporarily unable to exercise authority as determined under §2.16, acting authority vests by constitutional operation in accordance with the following order: (i) the Senate Speaker; (ii) persons holding offices designated by statute for this purpose, in the order so established; (iii) the most senior Senator by continuous Senate service; where two or more Senators have equal continuous service, the oldest by age holds the office. A person in the order of succession may decline under §2.16(4). The person last in the order may not decline. While serving in an acting executive capacity under this subsection, the acting officer may not exercise any legislative function; the officer retains their Senate seat and any Senate office held, and the Senate provides for the exercise of those functions during that period under its internal procedures. Acting service neither extends nor suspends the officer's electoral mandate; where the acting officer ceases to be a Senator, acting authority passes by constitutional operation to the next person in the order of succession then qualified. Acting authority ends when the Legat Consul's incapacity ends under §2.16(3).</w:t>
       </w:r>
     </w:p>
     <w:p>
@@ -2497,6 +2513,306 @@
           <w:szCs w:val="22"/>
         </w:rPr>
         <w:t>The Civic Consul is responsible for the enforcement of federal law and sets general prosecution policy. The Legislature shall by statute establish a Federal Prosecution Service independent in the exercise of individual prosecutorial decisions. The Civic Consul may issue directions to the Service on general prosecution policy. Any direction concerning a specific prosecution must be in writing and published to the NRS simultaneously with issuance. The Legislature may not reduce the Service’s appropriation below the prior year’s level without a 2/3 vote of both chambers.</w:t>
+      </w:r>
+    </w:p>
+    <w:p>
+      <w:pPr>
+        <w:spacing w:before="200" w:after="60"/>
+        <w:ind w:left="431"/>
+      </w:pPr>
+      <w:r>
+        <w:rPr>
+          <w:rFonts w:ascii="Courier New" w:eastAsia="Courier New" w:hAnsi="Courier New" w:cs="Courier New"/>
+          <w:b/>
+          <w:bCs/>
+          <w:color w:val="2A2A2A"/>
+          <w:sz w:val="18"/>
+          <w:szCs w:val="18"/>
+        </w:rPr>
+        <w:t xml:space="preserve">§2.16  </w:t>
+      </w:r>
+      <w:r>
+        <w:rPr>
+          <w:rFonts w:ascii="Garamond" w:eastAsia="Garamond" w:hAnsi="Garamond" w:cs="Garamond"/>
+          <w:i/>
+          <w:iCs/>
+          <w:color w:val="1B2A4A"/>
+          <w:sz w:val="22"/>
+          <w:szCs w:val="22"/>
+        </w:rPr>
+        <w:t>Executive Incapacity</w:t>
+      </w:r>
+    </w:p>
+    <w:p>
+      <w:pPr>
+        <w:spacing w:after="120"/>
+        <w:ind w:left="431"/>
+        <w:jc w:val="both"/>
+      </w:pPr>
+      <w:r>
+        <w:rPr>
+          <w:rFonts w:ascii="Garamond" w:eastAsia="Garamond" w:hAnsi="Garamond" w:cs="Garamond"/>
+          <w:color w:val="2A2A2A"/>
+          <w:sz w:val="22"/>
+          <w:szCs w:val="22"/>
+        </w:rPr>
+        <w:t xml:space="preserve">(1) A Consul is temporarily unable to exercise authority when either of the following is published to the National Record System:</w:t>
+      </w:r>
+    </w:p>
+    <w:p>
+      <w:pPr>
+        <w:spacing w:after="120"/>
+        <w:ind w:left="720"/>
+        <w:jc w:val="both"/>
+      </w:pPr>
+      <w:r>
+        <w:rPr>
+          <w:rFonts w:ascii="Garamond" w:eastAsia="Garamond" w:hAnsi="Garamond" w:cs="Garamond"/>
+          <w:color w:val="2A2A2A"/>
+          <w:sz w:val="22"/>
+          <w:szCs w:val="22"/>
+        </w:rPr>
+        <w:t xml:space="preserve">(a) a declaration of incapacity by the Consul; or</w:t>
+      </w:r>
+    </w:p>
+    <w:p>
+      <w:pPr>
+        <w:spacing w:after="120"/>
+        <w:ind w:left="720"/>
+        <w:jc w:val="both"/>
+      </w:pPr>
+      <w:r>
+        <w:rPr>
+          <w:rFonts w:ascii="Garamond" w:eastAsia="Garamond" w:hAnsi="Garamond" w:cs="Garamond"/>
+          <w:color w:val="2A2A2A"/>
+          <w:sz w:val="22"/>
+          <w:szCs w:val="22"/>
+        </w:rPr>
+        <w:t xml:space="preserve">(b) a determination of incapacity by the Council of Ministers under subsection (2).</w:t>
+      </w:r>
+    </w:p>
+    <w:p>
+      <w:pPr>
+        <w:spacing w:after="120"/>
+        <w:ind w:left="431"/>
+        <w:jc w:val="both"/>
+      </w:pPr>
+      <w:r>
+        <w:rPr>
+          <w:rFonts w:ascii="Garamond" w:eastAsia="Garamond" w:hAnsi="Garamond" w:cs="Garamond"/>
+          <w:color w:val="2A2A2A"/>
+          <w:sz w:val="22"/>
+          <w:szCs w:val="22"/>
+        </w:rPr>
+        <w:t xml:space="preserve">(2) Council of Ministers determination:</w:t>
+      </w:r>
+    </w:p>
+    <w:p>
+      <w:pPr>
+        <w:spacing w:after="120"/>
+        <w:ind w:left="720"/>
+        <w:jc w:val="both"/>
+      </w:pPr>
+      <w:r>
+        <w:rPr>
+          <w:rFonts w:ascii="Garamond" w:eastAsia="Garamond" w:hAnsi="Garamond" w:cs="Garamond"/>
+          <w:color w:val="2A2A2A"/>
+          <w:sz w:val="22"/>
+          <w:szCs w:val="22"/>
+        </w:rPr>
+        <w:t xml:space="preserve">(a) The Council may, by majority of members then in office provided no fewer than five are in office, determine that a Consul is temporarily unable to exercise authority. This function is a constitutional function of the Council and is not an exercise of executive authority.</w:t>
+      </w:r>
+    </w:p>
+    <w:p>
+      <w:pPr>
+        <w:spacing w:after="120"/>
+        <w:ind w:left="720"/>
+        <w:jc w:val="both"/>
+      </w:pPr>
+      <w:r>
+        <w:rPr>
+          <w:rFonts w:ascii="Garamond" w:eastAsia="Garamond" w:hAnsi="Garamond" w:cs="Garamond"/>
+          <w:color w:val="2A2A2A"/>
+          <w:sz w:val="22"/>
+          <w:szCs w:val="22"/>
+        </w:rPr>
+        <w:t xml:space="preserve">(b) The determination is published to the NRS; upon publication, acting authority vests in accordance with the applicable succession provision.</w:t>
+      </w:r>
+    </w:p>
+    <w:p>
+      <w:pPr>
+        <w:spacing w:after="120"/>
+        <w:ind w:left="720"/>
+        <w:jc w:val="both"/>
+      </w:pPr>
+      <w:r>
+        <w:rPr>
+          <w:rFonts w:ascii="Garamond" w:eastAsia="Garamond" w:hAnsi="Garamond" w:cs="Garamond"/>
+          <w:color w:val="2A2A2A"/>
+          <w:sz w:val="22"/>
+          <w:szCs w:val="22"/>
+        </w:rPr>
+        <w:t xml:space="preserve">(c) Within 14 days of publication, the Consul's accountability chamber — the Assembly for the Civic Consul, the Senate for the Legat Consul — shall vote on ratification. If the chamber has not voted within 14 days, the determination is deemed ratified. If the chamber, by absolute majority of its full seated membership, rejects the determination, the rejection is effective only if the Consul publishes a restoration declaration to the NRS within 24 hours of the rejection; otherwise the determination stands and acting authority continues.</w:t>
+      </w:r>
+    </w:p>
+    <w:p>
+      <w:pPr>
+        <w:spacing w:after="120"/>
+        <w:ind w:left="720"/>
+        <w:jc w:val="both"/>
+      </w:pPr>
+      <w:r>
+        <w:rPr>
+          <w:rFonts w:ascii="Garamond" w:eastAsia="Garamond" w:hAnsi="Garamond" w:cs="Garamond"/>
+          <w:color w:val="2A2A2A"/>
+          <w:sz w:val="22"/>
+          <w:szCs w:val="22"/>
+        </w:rPr>
+        <w:t xml:space="preserve">(d) If the Consul publishes a restoration declaration before the chamber has voted on ratification, the Council's determination lapses and the incapacity ends.</w:t>
+      </w:r>
+    </w:p>
+    <w:p>
+      <w:pPr>
+        <w:spacing w:after="120"/>
+        <w:ind w:left="431"/>
+        <w:jc w:val="both"/>
+      </w:pPr>
+      <w:r>
+        <w:rPr>
+          <w:rFonts w:ascii="Garamond" w:eastAsia="Garamond" w:hAnsi="Garamond" w:cs="Garamond"/>
+          <w:color w:val="2A2A2A"/>
+          <w:sz w:val="22"/>
+          <w:szCs w:val="22"/>
+        </w:rPr>
+        <w:t xml:space="preserve">(3) Termination of incapacity:</w:t>
+      </w:r>
+    </w:p>
+    <w:p>
+      <w:pPr>
+        <w:spacing w:after="120"/>
+        <w:ind w:left="720"/>
+        <w:jc w:val="both"/>
+      </w:pPr>
+      <w:r>
+        <w:rPr>
+          <w:rFonts w:ascii="Garamond" w:eastAsia="Garamond" w:hAnsi="Garamond" w:cs="Garamond"/>
+          <w:color w:val="2A2A2A"/>
+          <w:sz w:val="22"/>
+          <w:szCs w:val="22"/>
+        </w:rPr>
+        <w:t xml:space="preserve">(a) An incapacity under subsection (1)(a) ends when the Consul publishes a restoration declaration to the NRS.</w:t>
+      </w:r>
+    </w:p>
+    <w:p>
+      <w:pPr>
+        <w:spacing w:after="120"/>
+        <w:ind w:left="720"/>
+        <w:jc w:val="both"/>
+      </w:pPr>
+      <w:r>
+        <w:rPr>
+          <w:rFonts w:ascii="Garamond" w:eastAsia="Garamond" w:hAnsi="Garamond" w:cs="Garamond"/>
+          <w:color w:val="2A2A2A"/>
+          <w:sz w:val="22"/>
+          <w:szCs w:val="22"/>
+        </w:rPr>
+        <w:t xml:space="preserve">(b) An incapacity under subsection (1)(b) ends when the Consul publishes a restoration declaration to the NRS, unless the Council's determination has been ratified or deemed ratified, in which case the incapacity ends only when the accountability chamber so resolves by absolute majority of its full seated membership.</w:t>
+      </w:r>
+    </w:p>
+    <w:p>
+      <w:pPr>
+        <w:spacing w:after="120"/>
+        <w:ind w:left="431"/>
+        <w:jc w:val="both"/>
+      </w:pPr>
+      <w:r>
+        <w:rPr>
+          <w:rFonts w:ascii="Garamond" w:eastAsia="Garamond" w:hAnsi="Garamond" w:cs="Garamond"/>
+          <w:color w:val="2A2A2A"/>
+          <w:sz w:val="22"/>
+          <w:szCs w:val="22"/>
+        </w:rPr>
+        <w:t xml:space="preserve">(4) Declination:</w:t>
+      </w:r>
+    </w:p>
+    <w:p>
+      <w:pPr>
+        <w:spacing w:after="120"/>
+        <w:ind w:left="720"/>
+        <w:jc w:val="both"/>
+      </w:pPr>
+      <w:r>
+        <w:rPr>
+          <w:rFonts w:ascii="Garamond" w:eastAsia="Garamond" w:hAnsi="Garamond" w:cs="Garamond"/>
+          <w:color w:val="2A2A2A"/>
+          <w:sz w:val="22"/>
+          <w:szCs w:val="22"/>
+        </w:rPr>
+        <w:t xml:space="preserve">(a) A person upon whom acting executive authority would fall under §2.5(6) or §2.9(6) may decline by publishing a declination to the NRS within 48 hours of the incapacity publication.</w:t>
+      </w:r>
+    </w:p>
+    <w:p>
+      <w:pPr>
+        <w:spacing w:after="120"/>
+        <w:ind w:left="720"/>
+        <w:jc w:val="both"/>
+      </w:pPr>
+      <w:r>
+        <w:rPr>
+          <w:rFonts w:ascii="Garamond" w:eastAsia="Garamond" w:hAnsi="Garamond" w:cs="Garamond"/>
+          <w:color w:val="2A2A2A"/>
+          <w:sz w:val="22"/>
+          <w:szCs w:val="22"/>
+        </w:rPr>
+        <w:t xml:space="preserve">(b) Upon publication of the declination, acting authority passes by constitutional operation to the next person in the applicable order of succession.</w:t>
+      </w:r>
+    </w:p>
+    <w:p>
+      <w:pPr>
+        <w:spacing w:after="120"/>
+        <w:ind w:left="720"/>
+        <w:jc w:val="both"/>
+      </w:pPr>
+      <w:r>
+        <w:rPr>
+          <w:rFonts w:ascii="Garamond" w:eastAsia="Garamond" w:hAnsi="Garamond" w:cs="Garamond"/>
+          <w:color w:val="2A2A2A"/>
+          <w:sz w:val="22"/>
+          <w:szCs w:val="22"/>
+        </w:rPr>
+        <w:t xml:space="preserve">(c) A declination is irrevocable and does not prejudice the person's eligibility for any future succession event. A person who does not publish a declination within 48 hours is deemed to have accepted.</w:t>
+      </w:r>
+    </w:p>
+    <w:p>
+      <w:pPr>
+        <w:spacing w:after="120"/>
+        <w:ind w:left="720"/>
+        <w:jc w:val="both"/>
+      </w:pPr>
+      <w:r>
+        <w:rPr>
+          <w:rFonts w:ascii="Garamond" w:eastAsia="Garamond" w:hAnsi="Garamond" w:cs="Garamond"/>
+          <w:color w:val="2A2A2A"/>
+          <w:sz w:val="22"/>
+          <w:szCs w:val="22"/>
+        </w:rPr>
+        <w:t xml:space="preserve">(d) The person last in the order of succession may not decline.</w:t>
+      </w:r>
+    </w:p>
+    <w:p>
+      <w:pPr>
+        <w:spacing w:after="120"/>
+        <w:ind w:left="431"/>
+        <w:jc w:val="both"/>
+      </w:pPr>
+      <w:r>
+        <w:rPr>
+          <w:rFonts w:ascii="Garamond" w:eastAsia="Garamond" w:hAnsi="Garamond" w:cs="Garamond"/>
+          <w:color w:val="2A2A2A"/>
+          <w:sz w:val="22"/>
+          <w:szCs w:val="22"/>
+        </w:rPr>
+        <w:t xml:space="preserve">(5) Duration. An incapacity under this section that has continued for 90 days ends by constitutional operation unless, before expiry, a removal process under §2.6 or §2.13 has been initiated against the Consul, in which case the incapacity continues until that process concludes.</w:t>
       </w:r>
     </w:p>
     <w:p>

--- a/Federated Republic Constitution 260714.docx
+++ b/Federated Republic Constitution 260714.docx
@@ -481,7 +481,7 @@
           <w:sz w:val="22"/>
           <w:szCs w:val="22"/>
         </w:rPr>
-        <w:t>Every citizen holds the right to vote, stand for office, and participate in the democratic processes of the Republic, subject to the eligibility requirements established in this constitution. Every person holds the right to marry and found a family, free from governmental discrimination on the basis of the characteristics listed in §1.6. Children born within and outside of formal partnership hold equal legal status.</w:t>
+        <w:t xml:space="preserve">Every citizen holds the right to vote, stand for office, and participate in the democratic processes of the Republic, subject to the eligibility requirements established in this constitution, and the right to have that vote counted. Government at every level is prohibited from taking any action that makes voting more difficult, less accessible, or less secure; no law, rule, administrative decision, or practice that reduces access to the franchise is constitutionally valid. The Republic holds an affirmative obligation to make voting as accessible as possible consistent with security — it may not compel citizens to vote, but it must provide conditions in which doing so is genuinely possible. Federal election periods are public holidays. Every person holds the right to marry and found a family, free from governmental discrimination on the basis of the characteristics listed in §1.6. Children born within and outside of formal partnership hold equal legal status.</w:t>
       </w:r>
     </w:p>
     <w:p>
@@ -1299,7 +1299,7 @@
           <w:sz w:val="22"/>
           <w:szCs w:val="22"/>
         </w:rPr>
-        <w:t>To hold the office of Legat Consul, a person must have been a citizen for at least 7 years at the time of taking office. Eligibility and disclosure requirements applicable to all federal offices are established in §7.4. No other eligibility requirement applies. The Legat Consul holds enumerated authority over: military command and force employment; foreign affairs, treaty negotiation, recognition of foreign governments, and the receipt of foreign delegations; intelligence; trade agreements subject to §2.4; and relations with recognized indigenous nations under Article XVI, including recognition determinations under §16.4; and appointments within the Legat Consul’s domain. Where the domain of a proposed action is disputed, the Council of Ministers under §2.14 is the first forum; pending resolution, each executive continues only those functions clearly within their established domain; the specific action giving rise to the dispute is suspended. Either executive may petition the SC under its original jurisdiction in §4.5 for domain determination. During active military operations, the Legat Consul’s domain governs operational decisions. The Legat Consul serves a single non-renewable term of six years. Upon expiration of the term, all authority transfers immediately to the incoming Legat Consul. The outgoing Legat Consul retains no access to classified information, government systems, or official functions beyond the time of transfer.</w:t>
+        <w:t xml:space="preserve">To hold the office of Legat Consul, a person must have been a citizen for at least 7 years at the time of taking office. Eligibility and disclosure requirements applicable to all federal offices are established in §7.4. No other eligibility requirement applies. The Legat Consul holds enumerated authority over: military command and force employment; foreign affairs, treaty negotiation, recognition of foreign governments, and the receipt of foreign delegations; intelligence; trade agreements subject to §2.4; and relations with recognized indigenous nations under Article XVI, including recognition determinations under §16.4; and appointments within the Legat Consul’s domain. Where the domain of a proposed action is disputed, the Council of Ministers under §2.14 is the first forum; pending resolution, each executive continues only those functions clearly within their established domain; the specific action giving rise to the dispute is suspended. Either executive may petition the SC under its original jurisdiction in §4.5 for domain determination. During active military operations, the Legat Consul's domain governs operational decisions. The Legat Consul serves a single non-renewable term of six years. No person who has served an elected term as Legat Consul may again hold the office of Legat Consul or exercise its authority; the bar is a lifetime bar. Service as a successor under §2.9 does not constitute an elected term for this purpose. Upon expiration of the term, all authority transfers immediately to the incoming Legat Consul. The outgoing Legat Consul retains no access to classified information, government systems, or official functions beyond the time of transfer.</w:t>
       </w:r>
     </w:p>
     <w:p>
@@ -1537,7 +1537,7 @@
           <w:sz w:val="22"/>
           <w:szCs w:val="22"/>
         </w:rPr>
-        <w:t xml:space="preserve">(2) No person may serve more than 6 years consecutively as Civic Consul, nor more than 8 years cumulatively across all periods of service; the cumulative limit is a lifetime maximum. A person who has served as Civic Consul for 4 years or more, whether continuously or as the total of their service, and who then leaves the office for any reason, may not serve again as Civic Consul until one full Assembly electoral cycle has passed since they left the office; during that interval they may hold an Assembly seat but may not be elected or designated Civic Consul. A person who has served fewer than 4 years is subject to no cooling-off period on that account, but remains bound by both the consecutive and cumulative limits.</w:t>
+        <w:t xml:space="preserve">(2) No person may serve more than 8 years as Civic Consul across all periods of service; the limit is a lifetime maximum. Service in an acting capacity does not count toward this limit. A person who leaves the office of Civic Consul may not serve again as Civic Consul until one full Assembly electoral cycle has passed since they left the office; during that interval they may hold an Assembly seat but may not be elected or designated Civic Consul.</w:t>
       </w:r>
     </w:p>
     <w:p>
@@ -2642,6 +2642,22 @@
     <w:p>
       <w:pPr>
         <w:spacing w:after="120"/>
+        <w:ind w:left="431"/>
+        <w:jc w:val="both"/>
+      </w:pPr>
+      <w:r>
+        <w:rPr>
+          <w:rFonts w:ascii="Garamond" w:eastAsia="Garamond" w:hAnsi="Garamond" w:cs="Garamond"/>
+          <w:color w:val="2A2A2A"/>
+          <w:sz w:val="22"/>
+          <w:szCs w:val="22"/>
+        </w:rPr>
+        <w:t xml:space="preserve">(3) Restoration:</w:t>
+      </w:r>
+    </w:p>
+    <w:p>
+      <w:pPr>
+        <w:spacing w:after="120"/>
         <w:ind w:left="720"/>
         <w:jc w:val="both"/>
       </w:pPr>
@@ -2652,7 +2668,7 @@
           <w:sz w:val="22"/>
           <w:szCs w:val="22"/>
         </w:rPr>
-        <w:t xml:space="preserve">(c) Within 14 days of publication, the Consul's accountability chamber — the Assembly for the Civic Consul, the Senate for the Legat Consul — shall vote on ratification. If the chamber has not voted within 14 days, the determination is deemed ratified. If the chamber, by absolute majority of its full seated membership, rejects the determination, the rejection is effective only if the Consul publishes a restoration declaration to the NRS within 24 hours of the rejection; otherwise the determination stands and acting authority continues.</w:t>
+        <w:t xml:space="preserve">(a) An incapacity under this section ends when the Consul publishes a restoration declaration to the NRS. The Consul transmits the declaration to the Speaker of each chamber, to the other Consul, and to the officer then holding acting authority; full authority returns to the Consul 24 hours after publication.</w:t>
       </w:r>
     </w:p>
     <w:p>
@@ -2668,55 +2684,7 @@
           <w:sz w:val="22"/>
           <w:szCs w:val="22"/>
         </w:rPr>
-        <w:t xml:space="preserve">(d) If the Consul publishes a restoration declaration before the chamber has voted on ratification, the Council's determination lapses and the incapacity ends.</w:t>
-      </w:r>
-    </w:p>
-    <w:p>
-      <w:pPr>
-        <w:spacing w:after="120"/>
-        <w:ind w:left="431"/>
-        <w:jc w:val="both"/>
-      </w:pPr>
-      <w:r>
-        <w:rPr>
-          <w:rFonts w:ascii="Garamond" w:eastAsia="Garamond" w:hAnsi="Garamond" w:cs="Garamond"/>
-          <w:color w:val="2A2A2A"/>
-          <w:sz w:val="22"/>
-          <w:szCs w:val="22"/>
-        </w:rPr>
-        <w:t xml:space="preserve">(3) Termination of incapacity:</w:t>
-      </w:r>
-    </w:p>
-    <w:p>
-      <w:pPr>
-        <w:spacing w:after="120"/>
-        <w:ind w:left="720"/>
-        <w:jc w:val="both"/>
-      </w:pPr>
-      <w:r>
-        <w:rPr>
-          <w:rFonts w:ascii="Garamond" w:eastAsia="Garamond" w:hAnsi="Garamond" w:cs="Garamond"/>
-          <w:color w:val="2A2A2A"/>
-          <w:sz w:val="22"/>
-          <w:szCs w:val="22"/>
-        </w:rPr>
-        <w:t xml:space="preserve">(a) An incapacity under subsection (1)(a) ends when the Consul publishes a restoration declaration to the NRS.</w:t>
-      </w:r>
-    </w:p>
-    <w:p>
-      <w:pPr>
-        <w:spacing w:after="120"/>
-        <w:ind w:left="720"/>
-        <w:jc w:val="both"/>
-      </w:pPr>
-      <w:r>
-        <w:rPr>
-          <w:rFonts w:ascii="Garamond" w:eastAsia="Garamond" w:hAnsi="Garamond" w:cs="Garamond"/>
-          <w:color w:val="2A2A2A"/>
-          <w:sz w:val="22"/>
-          <w:szCs w:val="22"/>
-        </w:rPr>
-        <w:t xml:space="preserve">(b) An incapacity under subsection (1)(b) ends when the Consul publishes a restoration declaration to the NRS, unless the Council's determination has been ratified or deemed ratified, in which case the incapacity ends only when the accountability chamber so resolves by absolute majority of its full seated membership.</w:t>
+        <w:t xml:space="preserve">(b) Where the Council determines incapacity on the same or substantially similar grounds within 90 days of a restoration declaration, the Consul may not end that incapacity by restoration declaration alone; the incapacity ends only when the Consul's accountability chamber — the Assembly for the Civic Consul, the Senate for the Legat Consul — so resolves by absolute majority of its full seated membership.</w:t>
       </w:r>
     </w:p>
     <w:p>
@@ -3103,9 +3071,9 @@
           <w:sz w:val="22"/>
           <w:szCs w:val="22"/>
         </w:rPr>
-        <w:t xml:space="preserve">Every bill must address a single, clearly defined subject. Any member or approval body in the legislative process may request an EM assessment of single-subject compliance, published to the NRS. The full text of every bill must be published to the NRS for a minimum period defined by statute before any final passage vote; a substantially amended bill resets the clock. The Legislature must sit for a minimum number of days per year defined by statute; emergency sessions may be called by the Civic Consul or by petition of 1/3 of either chamber. The Legislature must establish a joint ethics committee with authority to </w:t>
+        <w:t xml:space="preserve">Every bill must address a single, clearly defined subject. Any member or approval body in the legislative process may request an LM assessment of single-subject compliance, published to the NRS. The full text of every bill must be published to the NRS for a minimum period defined by statute before any final passage vote; a substantially amended bill resets the clock. The Legislature must sit for a minimum number of days per year defined by statute; emergency sessions may be called by the Civic Consul or by petition of 1/3 of either chamber. The Legislature must establish a joint ethics committee with authority to </w:t>
         <w:lastRenderedPageBreak/>
-        <w:t>sanction and refer members; removal requires 2/3 of the relevant chamber; under §9.1, the chamber may request an EM assessment to inform the proceeding.</w:t>
+        <w:t>sanction and refer members; removal requires 2/3 of the relevant chamber; under §9.1, the chamber may request an LM assessment to inform the proceeding.</w:t>
       </w:r>
     </w:p>
     <w:p>
@@ -4312,7 +4280,7 @@
           <w:sz w:val="22"/>
           <w:szCs w:val="22"/>
         </w:rPr>
-        <w:t>Where the Senate has failed to vote on a nomination within the period required under §4.4, the Civic Consul may — with 2/3 Assembly consent — place the serving Temporary Associate Justice on the next federal electoral period ballot for public confirmation. Confirmation requires 60% of votes cast under §7.3; the justice’s seniority-based designation is published to the NRS as ballot information. If confirmed, the justice serves the remainder of the original term and the Senate’s confirmation authority for that seat is extinguished. If not confirmed, the justice steps down, the next most senior Appellate Court judge auto-designates, and the process may repeat. Senate confirmation of a Judicial Pool nominee before the public vote is certified ends the bypass immediately. The Temporary Associate Justice may advocate for their own confirmation once placed on the ballot under this section. A public confirmation vote under this section is not an election; §8.1’s electoral finance framework does not apply. Rules governing advocacy conduct, contributions, and disclosure during a public confirmation vote are defined by statute, which must maintain the foreign contribution prohibition and disclosure requirements consistent with the principles of §8.1.</w:t>
+        <w:t xml:space="preserve">Where the Senate has failed to vote on a nomination within the period required under §4.4, the Civic Consul may — with 2/3 Assembly consent — place the serving Temporary Associate Justice on the next federal electoral period ballot for public confirmation. Confirmation requires 60% of votes cast under §7.3; the justice’s seniority-based designation is published to the NRS as ballot information. If confirmed, the justice serves the remainder of the original term and the Senate’s confirmation authority for that seat is extinguished. If not confirmed, the justice steps down, the next most senior Appellate Court judge auto-designates, and the process may repeat. Senate confirmation of a Judicial Pool nominee before the public vote is certified ends the bypass immediately. The Temporary Associate Justice may advocate for their own confirmation once placed on the ballot under this section. A public confirmation vote under this section is not an election; §8.1's electoral finance framework does not apply. Rules governing advocacy conduct, contributions, and disclosure during a public confirmation vote are defined by statute, which must maintain the foreign contribution prohibition and disclosure requirements consistent with the principles of §8.1.</w:t>
       </w:r>
     </w:p>
     <w:p>
@@ -5353,50 +5321,6 @@
           <w:sz w:val="22"/>
           <w:szCs w:val="22"/>
         </w:rPr>
-        <w:t>The Right to Vote</w:t>
-      </w:r>
-    </w:p>
-    <w:p>
-      <w:pPr>
-        <w:spacing w:after="120"/>
-        <w:ind w:left="431"/>
-        <w:jc w:val="both"/>
-      </w:pPr>
-      <w:r>
-        <w:rPr>
-          <w:rFonts w:ascii="Garamond" w:eastAsia="Garamond" w:hAnsi="Garamond" w:cs="Garamond"/>
-          <w:color w:val="2A2A2A"/>
-          <w:sz w:val="22"/>
-          <w:szCs w:val="22"/>
-        </w:rPr>
-        <w:t>Every citizen holds the right to vote in federal elections and the right to have that vote counted. Government at every level is prohibited from taking any action that makes voting more difficult, less accessible, or less secure. No law, rule, administrative decision, or practice that reduces access to the franchise is constitutionally valid. The Republic holds an affirmative obligation to make voting as accessible as possible consistent with security — it may not compel citizens to vote, but it must provide conditions in which doing so is genuinely possible. Federal election periods are public holidays.</w:t>
-      </w:r>
-    </w:p>
-    <w:p>
-      <w:pPr>
-        <w:spacing w:before="200" w:after="60"/>
-        <w:ind w:left="431"/>
-      </w:pPr>
-      <w:r>
-        <w:rPr>
-          <w:rFonts w:ascii="Courier New" w:eastAsia="Courier New" w:hAnsi="Courier New" w:cs="Courier New"/>
-          <w:b/>
-          <w:bCs/>
-          <w:color w:val="2A2A2A"/>
-          <w:sz w:val="18"/>
-          <w:szCs w:val="18"/>
-        </w:rPr>
-        <w:t xml:space="preserve">§7.1  </w:t>
-      </w:r>
-      <w:r>
-        <w:rPr>
-          <w:rFonts w:ascii="Garamond" w:eastAsia="Garamond" w:hAnsi="Garamond" w:cs="Garamond"/>
-          <w:i/>
-          <w:iCs/>
-          <w:color w:val="1B2A4A"/>
-          <w:sz w:val="22"/>
-          <w:szCs w:val="22"/>
-        </w:rPr>
         <w:t>Consular Election System</w:t>
       </w:r>
     </w:p>
@@ -5679,7 +5603,7 @@
         </w:rPr>
         <w:t xml:space="preserve">Special elections for vacancies are administered by the Elections Panel under procedures established by statute. Where the Elections Panel certifies that elections cannot be held across a substantial portion of the Republic due to a natural disaster or catastrophic infrastructure failure, the Legislature may by 2/3 of both chambers in a concurrent vote postpone the affected election for a period not to exceed 90 days, </w:t>
         <w:lastRenderedPageBreak/>
-        <w:t>publishing the determination to the NRS; the mandates of sitting members extend automatically until certification of the postponed election. The Elections Panel publishes a finding when conditions have normalized sufficiently for elections to proceed; elections must be held within 30 days of that publication. Either chamber may petition the SC seeking expedited judicial review of the Elections Panel’s finding; the applicable court and expedited process are defined by statute. No further postponement may be granted without a new Elections Panel finding of impossibility and a new 2/3 legislative determination.</w:t>
+        <w:t>publishing the determination to the NRS; the mandates of sitting members extend automatically until certification of the postponed election. The Elections Panel publishes a finding when conditions have normalized sufficiently for elections to proceed; elections must be held within 30 days of that publication. Either chamber may seek expedited judicial review of the Elections Panel’s finding; the applicable court and expedited process are defined by statute. No further postponement may be granted without a new Elections Panel finding of impossibility and a new 2/3 legislative determination.</w:t>
       </w:r>
     </w:p>
     <w:p>
@@ -7599,7 +7523,7 @@
         </w:rPr>
         <w:t xml:space="preserve">Where the Elections Panel finds through audit that a State's election administration materially fails to meet the constitutional standards required under §11.1, it publishes the finding to the NRS and notifies the State formally. The State has the period defined by statute to cure the identified failures. Where the State does not cure within that period, the Elections Panel administers the relevant federal election directly within </w:t>
         <w:lastRenderedPageBreak/>
-        <w:t>that State for that electoral period only; State administration resumes automatically at the conclusion of that period. The State may petition the SC for challenge the Elections Panel’s finding under §4.5’s original jurisdiction provisions governing State-federal disputes; the process and timeline are defined by statute. A finding of non-compliance does not affect the validity of votes cast; the Elections Panel's administration obligation is to ensure constitutional standards are met going forward.</w:t>
+        <w:t>that State for that electoral period only; State administration resumes automatically at the conclusion of that period. The State may challenge the Elections Panel’s finding under §4.5’s original jurisdiction provisions governing State-federal disputes; the process and timeline are defined by statute. A finding of non-compliance does not affect the validity of votes cast; the Elections Panel's administration obligation is to ensure constitutional standards are met going forward.</w:t>
       </w:r>
     </w:p>
     <w:p>
@@ -8867,6 +8791,22 @@
           <w:szCs w:val="22"/>
         </w:rPr>
         <w:t xml:space="preserve">(7) A person removed from a federal office by an affirmative removal process -- including impeachment, a for-cause removal, a constructive vote of no confidence, or recall -- may not hold or seek that office until the remainder of the electoral cycle in which the removal occurred and one full electoral cycle thereafter have passed. The ordinary expiration of a term, and loss of office through an election, are not removals for purposes of this section.</w:t>
+      </w:r>
+    </w:p>
+    <w:p>
+      <w:pPr>
+        <w:spacing w:after="120"/>
+        <w:ind w:left="431"/>
+        <w:jc w:val="both"/>
+      </w:pPr>
+      <w:r>
+        <w:rPr>
+          <w:rFonts w:ascii="Garamond" w:eastAsia="Garamond" w:hAnsi="Garamond" w:cs="Garamond"/>
+          <w:color w:val="2A2A2A"/>
+          <w:sz w:val="22"/>
+          <w:szCs w:val="22"/>
+        </w:rPr>
+        <w:t xml:space="preserve">(8) Where this Constitution bars a person from holding an office, no election, succession, elevation, designation, or automatic assumption may place that person in that office or in an acting exercise of its authority, except where this Constitution expressly provides otherwise. Where an order of succession or acting authority would otherwise place a barred person, the role passes to the next eligible person in the applicable order as if that person were unable to serve.</w:t>
       </w:r>
     </w:p>
     <w:p>
